--- a/mau_cau_hoi.docx
+++ b/mau_cau_hoi.docx
@@ -3,728 +3,3066 @@
 <w:document xmlns:wpc="http://schemas.microsoft.com/office/word/2010/wordprocessingCanvas" xmlns:cx="http://schemas.microsoft.com/office/drawing/2014/chartex" xmlns:cx1="http://schemas.microsoft.com/office/drawing/2015/9/8/chartex" xmlns:cx2="http://schemas.microsoft.com/office/drawing/2015/10/21/chartex" xmlns:cx3="http://schemas.microsoft.com/office/drawing/2016/5/9/chartex" xmlns:cx4="http://schemas.microsoft.com/office/drawing/2016/5/10/chartex" xmlns:cx5="http://schemas.microsoft.com/office/drawing/2016/5/11/chartex" xmlns:cx6="http://schemas.microsoft.com/office/drawing/2016/5/12/chartex" xmlns:cx7="http://schemas.microsoft.com/office/drawing/2016/5/13/chartex" xmlns:cx8="http://schemas.microsoft.com/office/drawing/2016/5/14/chartex" xmlns:mc="http://schemas.openxmlformats.org/markup-compatibility/2006" xmlns:aink="http://schemas.microsoft.com/office/drawing/2016/ink" xmlns:am3d="http://schemas.microsoft.com/office/drawing/2017/model3d" xmlns:o="urn:schemas-microsoft-com:office:office" xmlns:oel="http://schemas.microsoft.com/office/2019/extlst" xmlns:r="http://schemas.openxmlformats.org/officeDocument/2006/relationships" xmlns:m="http://schemas.openxmlformats.org/officeDocument/2006/math" xmlns:v="urn:schemas-microsoft-com:vml" xmlns:wp14="http://schemas.microsoft.com/office/word/2010/wordprocessingDrawing" xmlns:wp="http://schemas.openxmlformats.org/drawingml/2006/wordprocessingDrawing" xmlns:w10="urn:schemas-microsoft-com:office:word" xmlns:w="http://schemas.openxmlformats.org/wordprocessingml/2006/main" xmlns:w14="http://schemas.microsoft.com/office/word/2010/wordml" xmlns:w15="http://schemas.microsoft.com/office/word/2012/wordml" xmlns:w16cex="http://schemas.microsoft.com/office/word/2018/wordml/cex" xmlns:w16cid="http://schemas.microsoft.com/office/word/2016/wordml/cid" xmlns:w16="http://schemas.microsoft.com/office/word/2018/wordml" xmlns:w16du="http://schemas.microsoft.com/office/word/2023/wordml/word16du" xmlns:w16sdtdh="http://schemas.microsoft.com/office/word/2020/wordml/sdtdatahash" xmlns:w16sdtfl="http://schemas.microsoft.com/office/word/2024/wordml/sdtformatlock" xmlns:w16se="http://schemas.microsoft.com/office/word/2015/wordml/symex" xmlns:wpg="http://schemas.microsoft.com/office/word/2010/wordprocessingGroup" xmlns:wpi="http://schemas.microsoft.com/office/word/2010/wordprocessingInk" xmlns:wne="http://schemas.microsoft.com/office/word/2006/wordml" xmlns:wps="http://schemas.microsoft.com/office/word/2010/wordprocessingShape" mc:Ignorable="w14 w15 w16se w16cid w16 w16cex w16sdtdh w16sdtfl w16du wp14">
   <w:body>
     <w:p>
-      <w:r>
-        <w:t>Câu 1: Nguồn gốc thực sự của giá trị thặng dư (m) trong nền kinh tế thị trường tư bản chủ nghĩa là gì?</w:t>
-      </w:r>
-    </w:p>
-    <w:p>
-      <w:r>
-        <w:t>A. Do máy móc, thiết bị tự động hóa sinh ra trong quá trình sản xuất.</w:t>
-      </w:r>
-    </w:p>
-    <w:p>
-      <w:r>
-        <w:t>B. Do sự tiêu dùng sức lao động của công nhân làm thuê tạo ra ngoài thời gian lao động tất yếu.</w:t>
-      </w:r>
-    </w:p>
-    <w:p>
-      <w:r>
-        <w:t>C. Do nhà tư bản mua rẻ bán đắt trên thị trường lưu thông.</w:t>
-      </w:r>
-    </w:p>
-    <w:p>
-      <w:r>
-        <w:t>D. Do tài nguyên thiên nhiên và đất đai tự sinh ra.</w:t>
-      </w:r>
-    </w:p>
-    <w:p>
-      <w:r>
+      <w:pPr>
+        <w:rPr>
+          <w:b/>
+          <w:bCs/>
+        </w:rPr>
+      </w:pPr>
+    </w:p>
+    <w:p>
+      <w:pPr>
+        <w:rPr>
+          <w:b/>
+          <w:bCs/>
+        </w:rPr>
+      </w:pPr>
+      <w:r>
+        <w:rPr>
+          <w:b/>
+          <w:bCs/>
+        </w:rPr>
+        <w:t>Câu 1: Theo C. Mác, mục đích cốt lõi và tối cao của nhà tư bản trong quá trình sản xuất là gì?</w:t>
+      </w:r>
+    </w:p>
+    <w:p>
+      <w:pPr>
+        <w:rPr>
+          <w:b/>
+          <w:bCs/>
+        </w:rPr>
+      </w:pPr>
+      <w:r>
+        <w:rPr>
+          <w:b/>
+          <w:bCs/>
+        </w:rPr>
+        <w:t>A. Tạo ra nhiều hàng hóa chất lượng cao cho xã hội.</w:t>
+      </w:r>
+    </w:p>
+    <w:p>
+      <w:pPr>
+        <w:rPr>
+          <w:b/>
+          <w:bCs/>
+        </w:rPr>
+      </w:pPr>
+      <w:r>
+        <w:rPr>
+          <w:b/>
+          <w:bCs/>
+        </w:rPr>
+        <w:t>B. Giải quyết việc làm cho giai cấp công nhân.</w:t>
+      </w:r>
+    </w:p>
+    <w:p>
+      <w:pPr>
+        <w:rPr>
+          <w:b/>
+          <w:bCs/>
+        </w:rPr>
+      </w:pPr>
+      <w:r>
+        <w:rPr>
+          <w:b/>
+          <w:bCs/>
+        </w:rPr>
+        <w:t>C. Thu được giá trị thặng dư ($m$) ở mức tối đa.</w:t>
+      </w:r>
+    </w:p>
+    <w:p>
+      <w:pPr>
+        <w:rPr>
+          <w:b/>
+          <w:bCs/>
+        </w:rPr>
+      </w:pPr>
+      <w:r>
+        <w:rPr>
+          <w:b/>
+          <w:bCs/>
+        </w:rPr>
+        <w:t>D. Phát triển khoa học công nghệ và lực lượng sản xuất.</w:t>
+      </w:r>
+    </w:p>
+    <w:p>
+      <w:pPr>
+        <w:rPr>
+          <w:b/>
+          <w:bCs/>
+        </w:rPr>
+      </w:pPr>
+      <w:r>
+        <w:rPr>
+          <w:b/>
+          <w:bCs/>
+        </w:rPr>
+        <w:t>Đáp án đúng: C</w:t>
+      </w:r>
+    </w:p>
+    <w:p>
+      <w:pPr>
+        <w:rPr>
+          <w:b/>
+          <w:bCs/>
+        </w:rPr>
+      </w:pPr>
+      <w:r>
+        <w:rPr>
+          <w:b/>
+          <w:bCs/>
+        </w:rPr>
+        <w:t>Giải thích: Trong nền kinh tế tư bản chủ nghĩa, sản xuất không nhằm mục đích thỏa mãn nhu cầu tiêu dùng của xã hội mà mục đích trực tiếp, động cơ thúc đẩy là thu được giá trị thặng dư ($m$) tối đa dựa trên việc chiếm đoạt lao động không công của công nhân.</w:t>
+      </w:r>
+    </w:p>
+    <w:p>
+      <w:pPr>
+        <w:rPr>
+          <w:b/>
+          <w:bCs/>
+        </w:rPr>
+      </w:pPr>
+      <w:r>
+        <w:rPr>
+          <w:b/>
+          <w:bCs/>
+        </w:rPr>
+        <w:t>Câu 2: Để đạt được mục đích tăng giá trị thặng dư, biện pháp xuyên suốt và căn bản của nhà tư bản là gì?</w:t>
+      </w:r>
+    </w:p>
+    <w:p>
+      <w:pPr>
+        <w:rPr>
+          <w:b/>
+          <w:bCs/>
+        </w:rPr>
+      </w:pPr>
+      <w:r>
+        <w:rPr>
+          <w:b/>
+          <w:bCs/>
+        </w:rPr>
+        <w:t>A. Tăng cường quảng cáo và xúc tiến thương mại.</w:t>
+      </w:r>
+    </w:p>
+    <w:p>
+      <w:pPr>
+        <w:rPr>
+          <w:b/>
+          <w:bCs/>
+        </w:rPr>
+      </w:pPr>
+      <w:r>
+        <w:rPr>
+          <w:b/>
+          <w:bCs/>
+        </w:rPr>
+        <w:t>B. Khai thác sức lao động của công nhân một cách hiệu quả hơn.</w:t>
+      </w:r>
+    </w:p>
+    <w:p>
+      <w:pPr>
+        <w:rPr>
+          <w:b/>
+          <w:bCs/>
+        </w:rPr>
+      </w:pPr>
+      <w:r>
+        <w:rPr>
+          <w:b/>
+          <w:bCs/>
+        </w:rPr>
+        <w:t>C. Giảm giá bán sản phẩm để chiếm lĩnh thị trường.</w:t>
+      </w:r>
+    </w:p>
+    <w:p>
+      <w:pPr>
+        <w:rPr>
+          <w:b/>
+          <w:bCs/>
+        </w:rPr>
+      </w:pPr>
+      <w:r>
+        <w:rPr>
+          <w:b/>
+          <w:bCs/>
+        </w:rPr>
+        <w:t>D. Đi vay vốn ngân hàng để mở rộng quy mô.</w:t>
+      </w:r>
+    </w:p>
+    <w:p>
+      <w:pPr>
+        <w:rPr>
+          <w:b/>
+          <w:bCs/>
+        </w:rPr>
+      </w:pPr>
+      <w:r>
+        <w:rPr>
+          <w:b/>
+          <w:bCs/>
+        </w:rPr>
         <w:t>Đáp án đúng: B</w:t>
       </w:r>
     </w:p>
     <w:p>
-      <w:r>
-        <w:t>Giải thích: Sức lao động là hàng hóa đặc biệt, khi tiêu dùng nó tạo ra giá trị mới lớn hơn giá trị bản thân nó, phần dôi ra chính là giá trị thặng dư do công nhân làm thuê tạo ra ngoài thời gian lao động tất yếu.</w:t>
-      </w:r>
-    </w:p>
-    <w:p/>
-    <w:p>
-      <w:r>
-        <w:t>Câu 2: Thuộc tính đặc trưng nhất của hàng hóa sức lao động giúp phân biệt với hàng hóa thông thường là gì?</w:t>
-      </w:r>
-    </w:p>
-    <w:p>
-      <w:r>
-        <w:t>A. Giá trị của nó tăng dần khi bị hao mòn theo thời gian sử dụng.</w:t>
-      </w:r>
-    </w:p>
-    <w:p>
-      <w:r>
-        <w:t>B. Giá trị sử dụng có khả năng tạo ra giá trị mới lớn hơn giá trị của chính nó.</w:t>
-      </w:r>
-    </w:p>
-    <w:p>
-      <w:r>
-        <w:t>C. Nó không thể đem trao đổi mua bán công khai trên thị trường.</w:t>
-      </w:r>
-    </w:p>
-    <w:p>
-      <w:r>
-        <w:t>D. Giá trị của nó do người mua (nhà tư bản) tự quy định hoàn toàn.</w:t>
-      </w:r>
-    </w:p>
-    <w:p>
-      <w:r>
+      <w:pPr>
+        <w:rPr>
+          <w:b/>
+          <w:bCs/>
+        </w:rPr>
+      </w:pPr>
+      <w:r>
+        <w:rPr>
+          <w:b/>
+          <w:bCs/>
+        </w:rPr>
+        <w:t>Giải thích: Giá trị thặng dư do hao phí lao động của công nhân làm thuê tạo ra ngoài thời gian bù đắp giá trị sức lao động. Do đó, để tăng $m$, nhà tư bản bắt buộc phải tăng cường bóc lột, tức là khai thác sức lao động của công nhân hiệu quả hơn.</w:t>
+      </w:r>
+    </w:p>
+    <w:p>
+      <w:pPr>
+        <w:rPr>
+          <w:b/>
+          <w:bCs/>
+        </w:rPr>
+      </w:pPr>
+      <w:r>
+        <w:rPr>
+          <w:b/>
+          <w:bCs/>
+        </w:rPr>
+        <w:t>Câu 3: Có bao nhiêu phương pháp cơ bản để sản xuất giá trị thặng dư đã được C. Mác chỉ ra?</w:t>
+      </w:r>
+    </w:p>
+    <w:p>
+      <w:pPr>
+        <w:rPr>
+          <w:b/>
+          <w:bCs/>
+        </w:rPr>
+      </w:pPr>
+      <w:r>
+        <w:rPr>
+          <w:b/>
+          <w:bCs/>
+        </w:rPr>
+        <w:t>A. 1 phương pháp.</w:t>
+      </w:r>
+    </w:p>
+    <w:p>
+      <w:pPr>
+        <w:rPr>
+          <w:b/>
+          <w:bCs/>
+        </w:rPr>
+      </w:pPr>
+      <w:r>
+        <w:rPr>
+          <w:b/>
+          <w:bCs/>
+        </w:rPr>
+        <w:t>B. 2 phương pháp.</w:t>
+      </w:r>
+    </w:p>
+    <w:p>
+      <w:pPr>
+        <w:rPr>
+          <w:b/>
+          <w:bCs/>
+        </w:rPr>
+      </w:pPr>
+      <w:r>
+        <w:rPr>
+          <w:b/>
+          <w:bCs/>
+        </w:rPr>
+        <w:t>C. 3 phương pháp.</w:t>
+      </w:r>
+    </w:p>
+    <w:p>
+      <w:pPr>
+        <w:rPr>
+          <w:b/>
+          <w:bCs/>
+        </w:rPr>
+      </w:pPr>
+      <w:r>
+        <w:rPr>
+          <w:b/>
+          <w:bCs/>
+        </w:rPr>
+        <w:t>D. 4 phương pháp.</w:t>
+      </w:r>
+    </w:p>
+    <w:p>
+      <w:pPr>
+        <w:rPr>
+          <w:b/>
+          <w:bCs/>
+        </w:rPr>
+      </w:pPr>
+      <w:r>
+        <w:rPr>
+          <w:b/>
+          <w:bCs/>
+        </w:rPr>
         <w:t>Đáp án đúng: B</w:t>
       </w:r>
     </w:p>
     <w:p>
-      <w:r>
-        <w:t>Giải thích: Sức lao động có đặc tính độc nhất là khi sử dụng sẽ tạo ra giá trị mới lớn hơn giá trị của bản thân sức lao động. Phần chênh lệch đó chính là thặng dư bị nhà tư bản chiếm đoạt.</w:t>
-      </w:r>
-    </w:p>
-    <w:p/>
-    <w:p>
-      <w:r>
-        <w:t>Câu 3: Phương pháp sản xuất giá trị thặng dư tuyệt đối được thực hiện chủ yếu bằng cách:</w:t>
-      </w:r>
-    </w:p>
-    <w:p>
-      <w:r>
-        <w:t>A. Rút ngắn thời gian lao động tất yếu bằng việc tăng năng suất lao động xã hội.</w:t>
-      </w:r>
-    </w:p>
-    <w:p>
-      <w:r>
-        <w:t>B. Kéo dài ngày lao động vượt quá thời gian lao động tất yếu trong khi thời gian lao động tất yếu không đổi.</w:t>
-      </w:r>
-    </w:p>
-    <w:p>
-      <w:r>
-        <w:t>C. Áp dụng các dây chuyền sản xuất tự động hóa hiện đại để giảm hao phí lao động.</w:t>
-      </w:r>
-    </w:p>
-    <w:p>
-      <w:r>
-        <w:t>D. Cắt giảm phúc lợi và giảm lương của công nhân lao động xuống dưới mức tối thiểu.</w:t>
-      </w:r>
-    </w:p>
-    <w:p>
-      <w:r>
+      <w:pPr>
+        <w:rPr>
+          <w:b/>
+          <w:bCs/>
+        </w:rPr>
+      </w:pPr>
+      <w:r>
+        <w:rPr>
+          <w:b/>
+          <w:bCs/>
+        </w:rPr>
+        <w:lastRenderedPageBreak/>
+        <w:t>Giải thích: C. Mác chỉ ra hai phương pháp cơ bản mang tính bản chất và phổ biến nhất để sản xuất giá trị thặng dư là: sản xuất giá trị thặng dư tuyệt đối và sản xuất giá trị thặng dư tương đối.</w:t>
+      </w:r>
+    </w:p>
+    <w:p>
+      <w:pPr>
+        <w:rPr>
+          <w:b/>
+          <w:bCs/>
+        </w:rPr>
+      </w:pPr>
+      <w:r>
+        <w:rPr>
+          <w:b/>
+          <w:bCs/>
+        </w:rPr>
+        <w:t>Câu 4: Hai phương pháp cơ bản để sản xuất giá trị thặng dư trong nền kinh tế tư bản là gì?</w:t>
+      </w:r>
+    </w:p>
+    <w:p>
+      <w:pPr>
+        <w:rPr>
+          <w:b/>
+          <w:bCs/>
+        </w:rPr>
+      </w:pPr>
+      <w:r>
+        <w:rPr>
+          <w:b/>
+          <w:bCs/>
+        </w:rPr>
+        <w:t>A. Tuyệt đối và tương đối.</w:t>
+      </w:r>
+    </w:p>
+    <w:p>
+      <w:pPr>
+        <w:rPr>
+          <w:b/>
+          <w:bCs/>
+        </w:rPr>
+      </w:pPr>
+      <w:r>
+        <w:rPr>
+          <w:b/>
+          <w:bCs/>
+        </w:rPr>
+        <w:t>B. Tương đối và siêu ngạch.</w:t>
+      </w:r>
+    </w:p>
+    <w:p>
+      <w:pPr>
+        <w:rPr>
+          <w:b/>
+          <w:bCs/>
+        </w:rPr>
+      </w:pPr>
+      <w:r>
+        <w:rPr>
+          <w:b/>
+          <w:bCs/>
+        </w:rPr>
+        <w:t>C. Tuyệt đối và siêu ngạch.</w:t>
+      </w:r>
+    </w:p>
+    <w:p>
+      <w:pPr>
+        <w:rPr>
+          <w:b/>
+          <w:bCs/>
+        </w:rPr>
+      </w:pPr>
+      <w:r>
+        <w:rPr>
+          <w:b/>
+          <w:bCs/>
+        </w:rPr>
+        <w:t>D. Nội thương và ngoại thương.</w:t>
+      </w:r>
+    </w:p>
+    <w:p>
+      <w:pPr>
+        <w:rPr>
+          <w:b/>
+          <w:bCs/>
+        </w:rPr>
+      </w:pPr>
+      <w:r>
+        <w:rPr>
+          <w:b/>
+          <w:bCs/>
+        </w:rPr>
+        <w:t>Đáp án đúng: A</w:t>
+      </w:r>
+    </w:p>
+    <w:p>
+      <w:pPr>
+        <w:rPr>
+          <w:b/>
+          <w:bCs/>
+        </w:rPr>
+      </w:pPr>
+      <w:r>
+        <w:rPr>
+          <w:b/>
+          <w:bCs/>
+        </w:rPr>
+        <w:t>Giải thích: Hai phương pháp cơ bản là phương pháp sản xuất giá trị thặng dư tuyệt đối (kéo dài ngày lao động) và phương pháp sản xuất giá trị thặng dư tương đối (rút ngắn thời gian lao động tất yếu).</w:t>
+      </w:r>
+    </w:p>
+    <w:p>
+      <w:pPr>
+        <w:rPr>
+          <w:b/>
+          <w:bCs/>
+        </w:rPr>
+      </w:pPr>
+      <w:r>
+        <w:rPr>
+          <w:b/>
+          <w:bCs/>
+        </w:rPr>
+        <w:t>Câu 5: Ngoài hai phương pháp cơ bản, nhà tư bản còn hướng tới hình thức giá trị thặng dư nào để tạo động lực cạnh tranh mạnh mẽ giữa các doanh nghiệp riêng lẻ?</w:t>
+      </w:r>
+    </w:p>
+    <w:p>
+      <w:pPr>
+        <w:rPr>
+          <w:b/>
+          <w:bCs/>
+        </w:rPr>
+      </w:pPr>
+      <w:r>
+        <w:rPr>
+          <w:b/>
+          <w:bCs/>
+        </w:rPr>
+        <w:t>A. Giá trị thặng dư tuyệt đối tăng cường.</w:t>
+      </w:r>
+    </w:p>
+    <w:p>
+      <w:pPr>
+        <w:rPr>
+          <w:b/>
+          <w:bCs/>
+        </w:rPr>
+      </w:pPr>
+      <w:r>
+        <w:rPr>
+          <w:b/>
+          <w:bCs/>
+        </w:rPr>
+        <w:t>B. Giá trị thặng dư siêu ngạch.</w:t>
+      </w:r>
+    </w:p>
+    <w:p>
+      <w:pPr>
+        <w:rPr>
+          <w:b/>
+          <w:bCs/>
+        </w:rPr>
+      </w:pPr>
+      <w:r>
+        <w:rPr>
+          <w:b/>
+          <w:bCs/>
+        </w:rPr>
+        <w:t>C. Giá trị thặng dư định mức.</w:t>
+      </w:r>
+    </w:p>
+    <w:p>
+      <w:pPr>
+        <w:rPr>
+          <w:b/>
+          <w:bCs/>
+        </w:rPr>
+      </w:pPr>
+      <w:r>
+        <w:rPr>
+          <w:b/>
+          <w:bCs/>
+        </w:rPr>
+        <w:t>D. Giá trị thặng dư công nghệ.</w:t>
+      </w:r>
+    </w:p>
+    <w:p>
+      <w:pPr>
+        <w:rPr>
+          <w:b/>
+          <w:bCs/>
+        </w:rPr>
+      </w:pPr>
+      <w:r>
+        <w:rPr>
+          <w:b/>
+          <w:bCs/>
+        </w:rPr>
         <w:t>Đáp án đúng: B</w:t>
       </w:r>
     </w:p>
     <w:p>
-      <w:r>
-        <w:lastRenderedPageBreak/>
-        <w:t>Giải thích: Thặng dư tuyệt đối được sản xuất bằng cách kéo dài ngày lao động một cách cơ học trong khi giữ nguyên thời gian lao động tất yếu để tăng thời gian lao động thặng dư.</w:t>
-      </w:r>
-    </w:p>
-    <w:p/>
-    <w:p>
-      <w:r>
-        <w:t>Câu 4: Giới hạn tự nhiên tối đa đối với việc kéo dài ngày lao động của công nhân là gì?</w:t>
-      </w:r>
-    </w:p>
-    <w:p>
-      <w:r>
-        <w:t>A. Luật lao động do nhà nước ban hành quy định.</w:t>
-      </w:r>
-    </w:p>
-    <w:p>
-      <w:r>
-        <w:t>B. Giới hạn sinh lý của người lao động (cần ăn, ngủ, nghỉ ngơi để phục hồi sức lao động).</w:t>
-      </w:r>
-    </w:p>
-    <w:p>
-      <w:r>
-        <w:t>C. Thỏa thuận tập thể với tổ chức Công đoàn.</w:t>
-      </w:r>
-    </w:p>
-    <w:p>
-      <w:r>
-        <w:t>D. Nhu cầu tiêu thụ sản phẩm ngoài thị trường của các doanh nghiệp.</w:t>
-      </w:r>
-    </w:p>
-    <w:p>
-      <w:r>
-        <w:t>Đáp án đúng: B</w:t>
-      </w:r>
-    </w:p>
-    <w:p>
-      <w:r>
-        <w:t>Giải thích: Dù muốn kéo dài bao nhiêu, ngày lao động vẫn bị chặn bởi giới hạn sinh lý của con người (công nhân cần thời gian ngủ, ăn, tái sản xuất sức lao động) và giới hạn xã hội.</w:t>
-      </w:r>
-    </w:p>
-    <w:p/>
-    <w:p>
-      <w:r>
-        <w:t>Câu 5: Phương pháp sản xuất giá trị thặng dư tương đối dựa trên nền tảng kỹ thuật nào?</w:t>
-      </w:r>
-    </w:p>
-    <w:p>
-      <w:r>
-        <w:t>A. Kéo dài ngày lao động tối đa kết hợp tăng cường độ lao động cơ bắp.</w:t>
-      </w:r>
-    </w:p>
-    <w:p>
-      <w:r>
-        <w:t>B. Tăng năng suất lao động xã hội, giảm giá trị các tư liệu sinh hoạt để rút ngắn thời gian lao động tất yếu.</w:t>
-      </w:r>
-    </w:p>
-    <w:p>
-      <w:r>
-        <w:t>C. Sử dụng các kỹ xảo và mánh khóe thương mại để nâng giá bán sản phẩm.</w:t>
-      </w:r>
-    </w:p>
-    <w:p>
-      <w:r>
-        <w:t>D. Cắt bớt nhân sự cơ hữu và tăng khối lượng công việc cho nhân viên còn lại.</w:t>
-      </w:r>
-    </w:p>
-    <w:p>
-      <w:r>
-        <w:t>Đáp án đúng: B</w:t>
-      </w:r>
-    </w:p>
-    <w:p>
-      <w:r>
-        <w:t>Giải thích: Thặng dư tương đối đạt được bằng cách tăng năng suất lao động xã hội ở những ngành sản xuất tư liệu tiêu dùng, làm hạ giá trị sức lao động, từ đó rút ngắn thời gian lao động tất yếu và tăng tương ứng thời gian lao động thặng dư.</w:t>
-      </w:r>
-    </w:p>
-    <w:p/>
-    <w:p>
-      <w:r>
-        <w:t>Câu 6: Giá trị thặng dư siêu ngạch thu được khi nào trên thị trường cạnh tranh?</w:t>
-      </w:r>
-    </w:p>
-    <w:p>
-      <w:r>
-        <w:t>A. Tất cả các doanh nghiệp trong cùng một ngành đồng loạt cải tiến kỹ thuật.</w:t>
-      </w:r>
-    </w:p>
-    <w:p>
-      <w:r>
-        <w:t>B. Doanh nghiệp cá biệt áp dụng công nghệ mới sớm nhất, làm cho giá trị cá biệt của sản phẩm thấp hơn giá trị xã hội.</w:t>
-      </w:r>
-    </w:p>
-    <w:p>
-      <w:r>
-        <w:t>C. Doanh nghiệp xuất khẩu thành công hàng hóa ra nước ngoài với giá bán cao hơn.</w:t>
-      </w:r>
-    </w:p>
-    <w:p>
-      <w:r>
-        <w:lastRenderedPageBreak/>
-        <w:t>D. Doanh nghiệp nhận được khoản hỗ trợ vốn phi chính phủ để đầu tư nhà xưởng.</w:t>
-      </w:r>
-    </w:p>
-    <w:p>
-      <w:r>
-        <w:t>Đáp án đúng: B</w:t>
-      </w:r>
-    </w:p>
-    <w:p>
-      <w:r>
-        <w:t>Giải thích: Thặng dư siêu ngạch là phần thặng dư vượt trội do doanh nghiệp cá biệt đi đầu cải tiến kỹ thuật, rút ngắn thời gian lao động cá biệt thấp hơn mức trung bình của xã hội nhưng vẫn bán theo giá xã hội.</w:t>
-      </w:r>
-    </w:p>
-    <w:p/>
-    <w:p>
-      <w:r>
-        <w:t>Câu 7: Vì sao giá trị thặng dư siêu ngạch được ví là hình thức biến tướng của giá trị thặng dư tương đối?</w:t>
-      </w:r>
-    </w:p>
-    <w:p>
-      <w:r>
-        <w:t>A. Vì cả hai đều dựa trên việc kéo dài ngày lao động thủ công của công nhân.</w:t>
-      </w:r>
-    </w:p>
-    <w:p>
-      <w:r>
-        <w:t>B. Vì cả hai đều dựa trên tăng năng suất lao động (siêu ngạch là năng suất cá biệt vượt trội, tương đối là năng suất xã hội).</w:t>
-      </w:r>
-    </w:p>
-    <w:p>
-      <w:r>
-        <w:t>C. Vì nó chỉ xuất hiện trong các doanh nghiệp thuộc sở hữu nhà nước.</w:t>
-      </w:r>
-    </w:p>
-    <w:p>
-      <w:r>
-        <w:t>D. Vì nó tồn tại vĩnh viễn và không bao giờ bị các đối thủ cạnh tranh bắt kịp.</w:t>
-      </w:r>
-    </w:p>
-    <w:p>
-      <w:r>
-        <w:t>Đáp án đúng: B</w:t>
-      </w:r>
-    </w:p>
-    <w:p>
-      <w:r>
-        <w:t>Giải thích: Cả hai phương pháp đều tăng thặng dư bằng cách tăng năng suất lao động để giảm thời gian lao động tất yếu. Điểm khác biệt là siêu ngạch bắt nguồn từ năng suất lao động cá biệt tiên phong.</w:t>
-      </w:r>
-    </w:p>
-    <w:p/>
-    <w:p>
-      <w:r>
-        <w:t>Câu 8: Động lực trực tiếp và mạnh mẽ nhất thúc đẩy các nhà tư bản không ngừng cải tiến kỹ thuật, tăng năng suất lao động là gì?</w:t>
-      </w:r>
-    </w:p>
-    <w:p>
-      <w:r>
-        <w:t>A. Giảm bớt sự vất vả và rút ngắn giờ làm việc cho người lao động.</w:t>
-      </w:r>
-    </w:p>
-    <w:p>
-      <w:r>
-        <w:t>B. Lòng ham muốn thu được giá trị thặng dư siêu ngạch tạm thời trên thị trường.</w:t>
-      </w:r>
-    </w:p>
-    <w:p>
-      <w:r>
-        <w:t>C. Các quy định pháp luật ép buộc bảo vệ môi trường và đổi mới công nghệ.</w:t>
-      </w:r>
-    </w:p>
-    <w:p>
-      <w:r>
-        <w:t>D. Sự kêu gọi nhân đạo từ các tổ chức quốc tế.</w:t>
-      </w:r>
-    </w:p>
-    <w:p>
-      <w:r>
-        <w:t>Đáp án đúng: B</w:t>
-      </w:r>
-    </w:p>
-    <w:p>
-      <w:r>
-        <w:t>Giải thích: Lòng ham muốn thặng dư siêu ngạch chính là đòn bẩy thúc đẩy các chủ tư bản chạy đua cải tiến kỹ thuật, tối ưu hóa quy trình sản xuất sớm hơn các đối thủ.</w:t>
-      </w:r>
-    </w:p>
-    <w:p/>
-    <w:p>
-      <w:r>
-        <w:lastRenderedPageBreak/>
-        <w:t>Câu 9: Theo lý thuyết của Karl Marx, công thức chung của tư bản là gì?</w:t>
-      </w:r>
-    </w:p>
-    <w:p>
-      <w:r>
-        <w:t>A. H - T - H' (Hàng - Tiền - Hàng)</w:t>
-      </w:r>
-    </w:p>
-    <w:p>
-      <w:r>
-        <w:t>B. T - H - T' (Tiền - Hàng - Tiền trội hơn)</w:t>
-      </w:r>
-    </w:p>
-    <w:p>
-      <w:r>
-        <w:t>C. T - T' (Tiền đẻ ra Tiền trực tiếp không thông qua sản xuất)</w:t>
-      </w:r>
-    </w:p>
-    <w:p>
-      <w:r>
-        <w:t>D. H - H' (Hàng đổi Hàng)</w:t>
-      </w:r>
-    </w:p>
-    <w:p>
-      <w:r>
-        <w:t>Đáp án đúng: B</w:t>
-      </w:r>
-    </w:p>
-    <w:p>
-      <w:r>
-        <w:t>Giải thích: Công thức chung của tư bản là T - H - T', trong đó số tiền thu về T' phải lớn hơn số tiền ứng ra ban đầu T (T' = T + dDelta_t), lượng trội hơn chính là giá trị thặng dư.</w:t>
-      </w:r>
-    </w:p>
-    <w:p/>
-    <w:p>
-      <w:r>
-        <w:t>Câu 10: Tư bản bất biến (c) là bộ phận tư bản dùng để mua gì và đóng vai trò gì trong việc tạo ra m?</w:t>
-      </w:r>
-    </w:p>
-    <w:p>
-      <w:r>
-        <w:t>A. Mua sức lao động; trực tiếp tạo ra toàn bộ giá trị thặng dư.</w:t>
-      </w:r>
-    </w:p>
-    <w:p>
-      <w:r>
-        <w:t>B. Mua tư liệu sản xuất (máy móc, nguyên liệu); là điều kiện vật chất để sản xuất chứ không tự tăng giá trị.</w:t>
-      </w:r>
-    </w:p>
-    <w:p>
-      <w:r>
-        <w:t>C. Trả tiền thuê mặt bằng kinh doanh; không tham gia vào quá trình sản xuất.</w:t>
-      </w:r>
-    </w:p>
-    <w:p>
-      <w:r>
-        <w:t>D. Đầu tư quảng cáo tiếp thị; trực tiếp gia tăng giá trị thặng dư.</w:t>
-      </w:r>
-    </w:p>
-    <w:p>
-      <w:r>
-        <w:t>Đáp án đúng: B</w:t>
-      </w:r>
-    </w:p>
-    <w:p>
-      <w:r>
-        <w:t>Giải thích: Tư bản bất biến (c) mua nhà xưởng, máy móc, nguyên liệu. Giá trị của nó được lao động cụ thể của công nhân bảo tồn và chuyển nguyên vẹn vào sản phẩm mới chứ không tự tăng kích thước.</w:t>
-      </w:r>
-    </w:p>
-    <w:p/>
-    <w:p>
-      <w:r>
-        <w:t>Câu 11: Tư bản khả biến (v) là bộ phận tư bản dùng để mua gì và đóng vai trò gì trong việc tạo ra m?</w:t>
-      </w:r>
-    </w:p>
-    <w:p>
-      <w:r>
-        <w:t>A. Mua nhà xưởng cố định; giá trị của nó được giữ nguyên không đổi.</w:t>
-      </w:r>
-    </w:p>
-    <w:p>
-      <w:r>
-        <w:t>B. Mua sức lao động; thông qua lao động sống của công nhân, nó tự tăng lên về giá trị và là nguồn gốc trực tiếp sinh ra m.</w:t>
-      </w:r>
-    </w:p>
-    <w:p>
-      <w:r>
-        <w:t>C. Mua nguyên liệu sản xuất; biến đổi về chất lượng trong sản xuất.</w:t>
-      </w:r>
-    </w:p>
-    <w:p>
-      <w:r>
-        <w:t>D. Trả lãi vay ngân hàng; gián tiếp gia tăng giá trị sản phẩm.</w:t>
-      </w:r>
-    </w:p>
-    <w:p>
-      <w:r>
+      <w:pPr>
+        <w:rPr>
+          <w:b/>
+          <w:bCs/>
+        </w:rPr>
+      </w:pPr>
+      <w:r>
+        <w:rPr>
+          <w:b/>
+          <w:bCs/>
+        </w:rPr>
+        <w:t>Giải thích: Giá trị thặng dư siêu ngạch thu được khi nhà tư bản cá biệt áp dụng công nghệ mới giúp năng suất lao động cá biệt cao hơn năng suất lao động xã hội, giảm chi phí cá biệt xuống dưới mức chi phí xã hội. Đây là động lực trực tiếp, mạnh mẽ nhất thúc đẩy các nhà tư bản cải tiến kỹ thuật.</w:t>
+      </w:r>
+    </w:p>
+    <w:p>
+      <w:pPr>
+        <w:rPr>
+          <w:b/>
+          <w:bCs/>
+        </w:rPr>
+      </w:pPr>
+      <w:r>
+        <w:rPr>
+          <w:b/>
+          <w:bCs/>
+        </w:rPr>
+        <w:t>Câu 6: Bản chất của phương pháp sản xuất giá trị thặng dư tuyệt đối là gì?</w:t>
+      </w:r>
+    </w:p>
+    <w:p>
+      <w:pPr>
+        <w:rPr>
+          <w:b/>
+          <w:bCs/>
+        </w:rPr>
+      </w:pPr>
+      <w:r>
+        <w:rPr>
+          <w:b/>
+          <w:bCs/>
+        </w:rPr>
+        <w:t>A. Áp dụng máy móc hiện đại để tăng nhanh năng suất lao động.</w:t>
+      </w:r>
+    </w:p>
+    <w:p>
+      <w:pPr>
+        <w:rPr>
+          <w:b/>
+          <w:bCs/>
+        </w:rPr>
+      </w:pPr>
+      <w:r>
+        <w:rPr>
+          <w:b/>
+          <w:bCs/>
+        </w:rPr>
+        <w:t>B. Kéo dài thời gian lao động trong ngày vượt quá thời gian lao động tất yếu .</w:t>
+      </w:r>
+    </w:p>
+    <w:p>
+      <w:pPr>
+        <w:rPr>
+          <w:b/>
+          <w:bCs/>
+        </w:rPr>
+      </w:pPr>
+      <w:r>
+        <w:rPr>
+          <w:b/>
+          <w:bCs/>
+        </w:rPr>
+        <w:t>C. Giảm lương của công nhân xuống dưới mức tối thiểu.</w:t>
+      </w:r>
+    </w:p>
+    <w:p>
+      <w:pPr>
+        <w:rPr>
+          <w:b/>
+          <w:bCs/>
+        </w:rPr>
+      </w:pPr>
+      <w:r>
+        <w:rPr>
+          <w:b/>
+          <w:bCs/>
+        </w:rPr>
+        <w:t>D. Cải tiến phương pháp quản lý để công nhân tự giác làm việc.</w:t>
+      </w:r>
+    </w:p>
+    <w:p>
+      <w:pPr>
+        <w:rPr>
+          <w:b/>
+          <w:bCs/>
+        </w:rPr>
+      </w:pPr>
+      <w:r>
+        <w:rPr>
+          <w:b/>
+          <w:bCs/>
+        </w:rPr>
         <w:lastRenderedPageBreak/>
         <w:t>Đáp án đúng: B</w:t>
       </w:r>
     </w:p>
     <w:p>
-      <w:r>
-        <w:t>Giải thích: Tư bản khả biến (v) mua sức lao động. Trong sản xuất, giá trị của nó biến đổi, tăng lên thông qua việc tạo ra giá trị mới lớn hơn giá trị của bản thân sức lao động.</w:t>
-      </w:r>
-    </w:p>
-    <w:p/>
-    <w:p>
-      <w:r>
-        <w:t>Câu 12: Khi tất cả các doanh nghiệp trong ngành đều áp dụng công nghệ mới và nâng cao năng suất lao động xã hội thì giá trị thặng dư siêu ngạch của doanh nghiệp đi đầu trước đây sẽ:</w:t>
-      </w:r>
-    </w:p>
-    <w:p>
-      <w:r>
-        <w:t>A. Tiếp tục tăng lên gấp đôi nhờ vị thế độc quyền thị trường.</w:t>
-      </w:r>
-    </w:p>
-    <w:p>
-      <w:r>
-        <w:t>B. Biến mất và chuyển hóa thành giá trị thặng dư tương đối chung cho toàn xã hội.</w:t>
-      </w:r>
-    </w:p>
-    <w:p>
-      <w:r>
-        <w:t>C. Trở thành tài sản cố định tích lũy vĩnh viễn của doanh nghiệp đó.</w:t>
-      </w:r>
-    </w:p>
-    <w:p>
-      <w:r>
-        <w:t>D. Bị nhà nước thu hồi hoàn toàn bằng thuế thu nhập đặc biệt.</w:t>
-      </w:r>
-    </w:p>
-    <w:p>
-      <w:r>
+      <w:pPr>
+        <w:rPr>
+          <w:b/>
+          <w:bCs/>
+        </w:rPr>
+      </w:pPr>
+      <w:r>
+        <w:rPr>
+          <w:b/>
+          <w:bCs/>
+        </w:rPr>
+        <w:t>Giải thích: Phương pháp tuyệt đối dựa trên việc kéo dài độ dài ngày lao động của công nhân vượt quá mốc thời gian lao động tất yếu (thời gian tái tạo sức lao động) trong điều kiện năng suất lao động không đổi, từ đó làm tăng thời gian lao động thặng dư.</w:t>
+      </w:r>
+    </w:p>
+    <w:p>
+      <w:pPr>
+        <w:rPr>
+          <w:b/>
+          <w:bCs/>
+        </w:rPr>
+      </w:pPr>
+      <w:r>
+        <w:rPr>
+          <w:b/>
+          <w:bCs/>
+        </w:rPr>
+        <w:t>Câu 7: Trong phương pháp sản xuất giá trị thặng dư tuyệt đối, các yếu tố nào sau đây được giả định là KHÔNG thay đổi?</w:t>
+      </w:r>
+    </w:p>
+    <w:p>
+      <w:pPr>
+        <w:rPr>
+          <w:b/>
+          <w:bCs/>
+        </w:rPr>
+      </w:pPr>
+      <w:r>
+        <w:rPr>
+          <w:b/>
+          <w:bCs/>
+        </w:rPr>
+        <w:t>A. Độ dài ngày lao động và năng suất lao động.</w:t>
+      </w:r>
+    </w:p>
+    <w:p>
+      <w:pPr>
+        <w:rPr>
+          <w:b/>
+          <w:bCs/>
+        </w:rPr>
+      </w:pPr>
+      <w:r>
+        <w:rPr>
+          <w:b/>
+          <w:bCs/>
+        </w:rPr>
+        <w:t>B. Năng suất lao động và thời gian lao động tất yếu.</w:t>
+      </w:r>
+    </w:p>
+    <w:p>
+      <w:pPr>
+        <w:rPr>
+          <w:b/>
+          <w:bCs/>
+        </w:rPr>
+      </w:pPr>
+      <w:r>
+        <w:rPr>
+          <w:b/>
+          <w:bCs/>
+        </w:rPr>
+        <w:t>C. Thời gian lao động thặng dư và tiền lương.</w:t>
+      </w:r>
+    </w:p>
+    <w:p>
+      <w:pPr>
+        <w:rPr>
+          <w:b/>
+          <w:bCs/>
+        </w:rPr>
+      </w:pPr>
+      <w:r>
+        <w:rPr>
+          <w:b/>
+          <w:bCs/>
+        </w:rPr>
+        <w:t>D. Cường độ lao động và độ dài ngày lao động.</w:t>
+      </w:r>
+    </w:p>
+    <w:p>
+      <w:pPr>
+        <w:rPr>
+          <w:b/>
+          <w:bCs/>
+        </w:rPr>
+      </w:pPr>
+      <w:r>
+        <w:rPr>
+          <w:b/>
+          <w:bCs/>
+        </w:rPr>
         <w:t>Đáp án đúng: B</w:t>
       </w:r>
     </w:p>
     <w:p>
-      <w:r>
-        <w:t>Giải thích: Khi công nghệ được phổ biến rộng rãi, năng suất lao động xã hội tăng lên, giá trị xã hội của sản phẩm giảm xuống bằng giá trị cá biệt. Thặng dư siêu ngạch biến mất, chuyển thành thặng dư tương đối cho toàn xã hội.</w:t>
-      </w:r>
-    </w:p>
-    <w:p/>
-    <w:p>
-      <w:r>
-        <w:t>Câu 13: Điểm giống nhau cốt lõi giữa hai phương pháp sản xuất giá trị thặng dư tuyệt đối và thặng dư tương đối là:</w:t>
-      </w:r>
-    </w:p>
-    <w:p>
-      <w:r>
-        <w:t>A. Đều làm tăng cường độ lao động cơ bắp của công nhân.</w:t>
-      </w:r>
-    </w:p>
-    <w:p>
-      <w:r>
-        <w:t>B. Đều rút ngắn thời gian lao động tất yếu của ngày làm việc.</w:t>
-      </w:r>
-    </w:p>
-    <w:p>
-      <w:r>
-        <w:t>C. Đều nhằm mục đích kéo dài thời gian lao động thặng dư để tăng tỷ suất thặng dư.</w:t>
-      </w:r>
-    </w:p>
-    <w:p>
-      <w:r>
-        <w:t>D. Đều bắt buộc áp dụng công nghệ tự động hóa AI và Robot.</w:t>
-      </w:r>
-    </w:p>
-    <w:p>
-      <w:r>
+      <w:pPr>
+        <w:rPr>
+          <w:b/>
+          <w:bCs/>
+        </w:rPr>
+      </w:pPr>
+      <w:r>
+        <w:rPr>
+          <w:b/>
+          <w:bCs/>
+        </w:rPr>
+        <w:t>Giải thích: Định nghĩa của phương pháp tuyệt đối nêu rõ: kéo dài ngày lao động trong khi năng suất lao động, kỹ thuật sản xuất và thời gian lao động tất yếu (giá trị sức lao động) không thay đổi.</w:t>
+      </w:r>
+    </w:p>
+    <w:p>
+      <w:pPr>
+        <w:rPr>
+          <w:b/>
+          <w:bCs/>
+        </w:rPr>
+      </w:pPr>
+      <w:r>
+        <w:rPr>
+          <w:b/>
+          <w:bCs/>
+        </w:rPr>
+        <w:t>Câu 8: Khi áp dụng phương pháp sản xuất giá trị thặng dư tuyệt đối, mối quan hệ giữa thời gian lao động tất yếu và thời gian lao động thặng dư thay đổi như thế nào?</w:t>
+      </w:r>
+    </w:p>
+    <w:p>
+      <w:pPr>
+        <w:rPr>
+          <w:b/>
+          <w:bCs/>
+        </w:rPr>
+      </w:pPr>
+      <w:r>
+        <w:rPr>
+          <w:b/>
+          <w:bCs/>
+        </w:rPr>
+        <w:t>A. Cả hai khoảng thời gian đều tăng lên tương ứng.</w:t>
+      </w:r>
+    </w:p>
+    <w:p>
+      <w:pPr>
+        <w:rPr>
+          <w:b/>
+          <w:bCs/>
+        </w:rPr>
+      </w:pPr>
+      <w:r>
+        <w:rPr>
+          <w:b/>
+          <w:bCs/>
+        </w:rPr>
+        <w:t>B. Thời gian tất yếu giảm xuống, thời gian thặng dư tăng lên.</w:t>
+      </w:r>
+    </w:p>
+    <w:p>
+      <w:pPr>
+        <w:rPr>
+          <w:b/>
+          <w:bCs/>
+        </w:rPr>
+      </w:pPr>
+      <w:r>
+        <w:rPr>
+          <w:b/>
+          <w:bCs/>
+        </w:rPr>
+        <w:t>C. Thời gian tất yếu giữ nguyên, thời gian thặng dư tăng lên.</w:t>
+      </w:r>
+    </w:p>
+    <w:p>
+      <w:pPr>
+        <w:rPr>
+          <w:b/>
+          <w:bCs/>
+        </w:rPr>
+      </w:pPr>
+      <w:r>
+        <w:rPr>
+          <w:b/>
+          <w:bCs/>
+        </w:rPr>
+        <w:t>D. Thời gian tất yếu tăng lên, thời gian thặng dư giảm xuống.</w:t>
+      </w:r>
+    </w:p>
+    <w:p>
+      <w:pPr>
+        <w:rPr>
+          <w:b/>
+          <w:bCs/>
+        </w:rPr>
+      </w:pPr>
+      <w:r>
+        <w:rPr>
+          <w:b/>
+          <w:bCs/>
+        </w:rPr>
         <w:t>Đáp án đúng: C</w:t>
       </w:r>
     </w:p>
     <w:p>
-      <w:r>
-        <w:t>Giải thích: Cả hai phương pháp đều nhằm tăng thời gian lao động thặng dư (thời gian làm ra m cho chủ), qua đó tăng tỷ suất thặng dư, dù bằng cách kéo dài ngày làm việc (tuyệt đối) hay tăng năng suất để rút ngắn thời gian tất yếu (tương đối).</w:t>
-      </w:r>
-    </w:p>
-    <w:p/>
-    <w:p>
-      <w:r>
-        <w:t>Câu 14: Quá trình tích lũy tư bản được hiểu một cách chính xác là:</w:t>
-      </w:r>
-    </w:p>
-    <w:p>
-      <w:r>
-        <w:t>A. Nhà tư bản gửi tiết kiệm tích trữ tiền vàng trong ngân hàng.</w:t>
-      </w:r>
-    </w:p>
-    <w:p>
-      <w:r>
+      <w:pPr>
+        <w:rPr>
+          <w:b/>
+          <w:bCs/>
+        </w:rPr>
+      </w:pPr>
+      <w:r>
+        <w:rPr>
+          <w:b/>
+          <w:bCs/>
+        </w:rPr>
+        <w:t>Giải thích: Vì năng suất lao động xã hội và mức lương không đổi, thời gian lao động tất yếu để tạo ra lượng giá trị bằng giá trị sức lao động giữ nguyên. Khi ngày lao động kéo dài ra, toàn bộ phần kéo dài đó thuộc về thời gian lao động thặng dư.</w:t>
+      </w:r>
+    </w:p>
+    <w:p>
+      <w:pPr>
+        <w:rPr>
+          <w:b/>
+          <w:bCs/>
+        </w:rPr>
+      </w:pPr>
+      <w:r>
+        <w:rPr>
+          <w:b/>
+          <w:bCs/>
+        </w:rPr>
+        <w:t>Câu 9: Giả sử một ngày lao động là 8 giờ, trong đó thời gian lao động tất yếu là 4 giờ. Nếu nhà tư bản kéo dài ngày lao động lên 10 giờ (áp dụng phương pháp tuyệt đối), thì thời gian lao động thặng dư mới là bao nhiêu?</w:t>
+      </w:r>
+    </w:p>
+    <w:p>
+      <w:pPr>
+        <w:rPr>
+          <w:b/>
+          <w:bCs/>
+        </w:rPr>
+      </w:pPr>
+      <w:r>
+        <w:rPr>
+          <w:b/>
+          <w:bCs/>
+        </w:rPr>
+        <w:t>A. 4 giờ.</w:t>
+      </w:r>
+    </w:p>
+    <w:p>
+      <w:pPr>
+        <w:rPr>
+          <w:b/>
+          <w:bCs/>
+        </w:rPr>
+      </w:pPr>
+      <w:r>
+        <w:rPr>
+          <w:b/>
+          <w:bCs/>
+        </w:rPr>
+        <w:t>B. 5 giờ.</w:t>
+      </w:r>
+    </w:p>
+    <w:p>
+      <w:pPr>
+        <w:rPr>
+          <w:b/>
+          <w:bCs/>
+        </w:rPr>
+      </w:pPr>
+      <w:r>
+        <w:rPr>
+          <w:b/>
+          <w:bCs/>
+        </w:rPr>
         <w:lastRenderedPageBreak/>
-        <w:t>B. Sự chuyển hóa một phần giá trị thặng dư (m) thành tư bản phụ thêm để mở rộng quy mô sản xuất.</w:t>
-      </w:r>
-    </w:p>
-    <w:p>
-      <w:r>
-        <w:t>C. Việc sáp nhập cơ học nhiều doanh nghiệp nhỏ thành tập đoàn độc quyền.</w:t>
-      </w:r>
-    </w:p>
-    <w:p>
-      <w:r>
-        <w:t>D. Hoạt động đi vay vốn ưu đãi từ chính phủ để duy trì kinh doanh.</w:t>
-      </w:r>
-    </w:p>
-    <w:p>
-      <w:r>
+        <w:t>C. 6 giờ.</w:t>
+      </w:r>
+    </w:p>
+    <w:p>
+      <w:pPr>
+        <w:rPr>
+          <w:b/>
+          <w:bCs/>
+        </w:rPr>
+      </w:pPr>
+      <w:r>
+        <w:rPr>
+          <w:b/>
+          <w:bCs/>
+        </w:rPr>
+        <w:t>D. 10 giờ.</w:t>
+      </w:r>
+    </w:p>
+    <w:p>
+      <w:pPr>
+        <w:rPr>
+          <w:b/>
+          <w:bCs/>
+        </w:rPr>
+      </w:pPr>
+      <w:r>
+        <w:rPr>
+          <w:b/>
+          <w:bCs/>
+        </w:rPr>
+        <w:t>Đáp án đúng: C</w:t>
+      </w:r>
+    </w:p>
+    <w:p>
+      <w:pPr>
+        <w:rPr>
+          <w:b/>
+          <w:bCs/>
+        </w:rPr>
+      </w:pPr>
+      <w:r>
+        <w:rPr>
+          <w:b/>
+          <w:bCs/>
+        </w:rPr>
+        <w:t>Giải thích: Ngày lao động mới = 10 giờ. Thời gian lao động tất yếu giữ nguyên = 4 giờ. Do đó, thời gian lao động thặng dư = Ngày lao động mới - Thời gian tất yếu = 10 - 4 = 6 giờ.</w:t>
+      </w:r>
+    </w:p>
+    <w:p>
+      <w:pPr>
+        <w:rPr>
+          <w:b/>
+          <w:bCs/>
+        </w:rPr>
+      </w:pPr>
+      <w:r>
+        <w:rPr>
+          <w:b/>
+          <w:bCs/>
+        </w:rPr>
+        <w:t>Câu 10: Sự khác biệt về "đặc trưng giai đoạn" giữa hai phương pháp (Tuyệt đối và Tương đối) cho thấy quy luật phát triển nào của chủ nghĩa tư bản?</w:t>
+      </w:r>
+    </w:p>
+    <w:p>
+      <w:pPr>
+        <w:rPr>
+          <w:b/>
+          <w:bCs/>
+        </w:rPr>
+      </w:pPr>
+      <w:r>
+        <w:rPr>
+          <w:b/>
+          <w:bCs/>
+        </w:rPr>
+        <w:t>A. Sự thụt lùi về mặt nhân đạo của xã hội tư bản.</w:t>
+      </w:r>
+    </w:p>
+    <w:p>
+      <w:pPr>
+        <w:rPr>
+          <w:b/>
+          <w:bCs/>
+        </w:rPr>
+      </w:pPr>
+      <w:r>
+        <w:rPr>
+          <w:b/>
+          <w:bCs/>
+        </w:rPr>
+        <w:t>B. Sự tiến hóa tất yếu từ bóc lột thô sơ dựa vào thể lực cơ bắp sang bóc lột tinh vi dựa trên tiến bộ khoa học kỹ thuật.</w:t>
+      </w:r>
+    </w:p>
+    <w:p>
+      <w:pPr>
+        <w:rPr>
+          <w:b/>
+          <w:bCs/>
+        </w:rPr>
+      </w:pPr>
+      <w:r>
+        <w:rPr>
+          <w:b/>
+          <w:bCs/>
+        </w:rPr>
+        <w:t>C. Sự chuyển hóa từ sản xuất hàng hóa sang nền kinh tế tự cung tự cấp.</w:t>
+      </w:r>
+    </w:p>
+    <w:p>
+      <w:pPr>
+        <w:rPr>
+          <w:b/>
+          <w:bCs/>
+        </w:rPr>
+      </w:pPr>
+      <w:r>
+        <w:rPr>
+          <w:b/>
+          <w:bCs/>
+        </w:rPr>
+        <w:t>D. Quy luật bần cùng hóa tuyệt đối không thể thay đổi của công nhân.</w:t>
+      </w:r>
+    </w:p>
+    <w:p>
+      <w:pPr>
+        <w:rPr>
+          <w:b/>
+          <w:bCs/>
+        </w:rPr>
+      </w:pPr>
+      <w:r>
+        <w:rPr>
+          <w:b/>
+          <w:bCs/>
+        </w:rPr>
         <w:t>Đáp án đúng: B</w:t>
       </w:r>
     </w:p>
     <w:p>
-      <w:r>
-        <w:t>Giải thích: Tích lũy tư bản là quá trình tái sản xuất mở rộng bằng cách giữ lại một phần giá trị thặng dư thu được để đầu tư mua thêm tư liệu sản xuất và thuê thêm nhân công.</w:t>
-      </w:r>
-    </w:p>
-    <w:p/>
-    <w:p>
-      <w:r>
-        <w:t>Câu 15: Trong trò chơi mô phỏng thị trường này, quy luật \"Cá lớn nuốt cá bé\" thể hiện xu hướng kinh tế vĩ mô nào?</w:t>
-      </w:r>
-    </w:p>
-    <w:p>
-      <w:r>
-        <w:t>A. Các doanh nghiệp nhỏ liên minh hợp tác tự nguyện chia đều lợi nhuận.</w:t>
-      </w:r>
-    </w:p>
-    <w:p>
-      <w:r>
-        <w:t>B. Quá trình Tích tụ và Tập trung tư bản, dẫn đến hình thành các tổ chức độc quyền lớn.</w:t>
-      </w:r>
-    </w:p>
-    <w:p>
-      <w:r>
-        <w:t>C. Sự bình đẳng hóa hoàn hảo về thu nhập và vị thế giữa các chủ tư bản.</w:t>
-      </w:r>
-    </w:p>
-    <w:p>
-      <w:r>
-        <w:t>D. Xu hướng xóa bỏ hoàn toàn cạnh tranh tự do để quay về kinh tế bao cấp.</w:t>
-      </w:r>
-    </w:p>
-    <w:p>
-      <w:r>
+      <w:pPr>
+        <w:rPr>
+          <w:b/>
+          <w:bCs/>
+        </w:rPr>
+      </w:pPr>
+      <w:r>
+        <w:rPr>
+          <w:b/>
+          <w:bCs/>
+        </w:rPr>
+        <w:t>Giải thích: Lịch sử CNTB cho thấy giai đoạn đầu gắn liền với bóc lột thô bạo (tuyệt đối), giai đoạn sau đi kèm với sự phát triển của máy móc, tự động hóa gắn liền với bóc lột trí tuệ và hiệu suất (tương đối).</w:t>
+      </w:r>
+    </w:p>
+    <w:p>
+      <w:pPr>
+        <w:rPr>
+          <w:b/>
+          <w:bCs/>
+        </w:rPr>
+      </w:pPr>
+      <w:r>
+        <w:rPr>
+          <w:b/>
+          <w:bCs/>
+        </w:rPr>
+        <w:t>Câu 11: Phương pháp sản xuất giá trị thặng dư tuyệt đối thường được áp dụng phổ biến trong giai đoạn nào của chủ nghĩa tư bản?</w:t>
+      </w:r>
+    </w:p>
+    <w:p>
+      <w:pPr>
+        <w:rPr>
+          <w:b/>
+          <w:bCs/>
+        </w:rPr>
+      </w:pPr>
+      <w:r>
+        <w:rPr>
+          <w:b/>
+          <w:bCs/>
+        </w:rPr>
+        <w:t>A. Giai đoạn đầu của chủ nghĩa tư bản (hiệp tác giản đơn và công trường thủ công).</w:t>
+      </w:r>
+    </w:p>
+    <w:p>
+      <w:pPr>
+        <w:rPr>
+          <w:b/>
+          <w:bCs/>
+        </w:rPr>
+      </w:pPr>
+      <w:r>
+        <w:rPr>
+          <w:b/>
+          <w:bCs/>
+        </w:rPr>
+        <w:t>B. Giai đoạn chủ nghĩa tư bản độc quyền.</w:t>
+      </w:r>
+    </w:p>
+    <w:p>
+      <w:pPr>
+        <w:rPr>
+          <w:b/>
+          <w:bCs/>
+        </w:rPr>
+      </w:pPr>
+      <w:r>
+        <w:rPr>
+          <w:b/>
+          <w:bCs/>
+        </w:rPr>
+        <w:t>C. Giai đoạn chủ nghĩa tư bản độc quyền nhà nước.</w:t>
+      </w:r>
+    </w:p>
+    <w:p>
+      <w:pPr>
+        <w:rPr>
+          <w:b/>
+          <w:bCs/>
+        </w:rPr>
+      </w:pPr>
+      <w:r>
+        <w:rPr>
+          <w:b/>
+          <w:bCs/>
+        </w:rPr>
+        <w:t>D. Giai đoạn kinh tế tri thức hiện nay.</w:t>
+      </w:r>
+    </w:p>
+    <w:p>
+      <w:pPr>
+        <w:rPr>
+          <w:b/>
+          <w:bCs/>
+        </w:rPr>
+      </w:pPr>
+      <w:r>
+        <w:rPr>
+          <w:b/>
+          <w:bCs/>
+        </w:rPr>
+        <w:t>Đáp án đúng: A</w:t>
+      </w:r>
+    </w:p>
+    <w:p>
+      <w:pPr>
+        <w:rPr>
+          <w:b/>
+          <w:bCs/>
+        </w:rPr>
+      </w:pPr>
+      <w:r>
+        <w:rPr>
+          <w:b/>
+          <w:bCs/>
+        </w:rPr>
+        <w:t>Giải thích: Ở giai đoạn đầu, trình độ kỹ thuật và công nghệ còn thô sơ, năng suất lao động thấp. Nhà tư bản chưa thể tăng năng suất lao động bằng máy móc nên phải dùng cách bóc lột thô sơ nhất là kéo dài thời gian làm việc của công nhân.</w:t>
+      </w:r>
+    </w:p>
+    <w:p>
+      <w:pPr>
+        <w:rPr>
+          <w:b/>
+          <w:bCs/>
+        </w:rPr>
+      </w:pPr>
+      <w:r>
+        <w:rPr>
+          <w:b/>
+          <w:bCs/>
+        </w:rPr>
+        <w:t>Câu 12: Biểu hiện thực tế nào sau đây mô tả rõ nhất việc áp dụng phương pháp sản xuất giá trị thặng dư tuyệt đối trong lịch sử?</w:t>
+      </w:r>
+    </w:p>
+    <w:p>
+      <w:pPr>
+        <w:rPr>
+          <w:b/>
+          <w:bCs/>
+        </w:rPr>
+      </w:pPr>
+      <w:r>
+        <w:rPr>
+          <w:b/>
+          <w:bCs/>
+        </w:rPr>
+        <w:t>A. Các nhà máy dệt ở Anh đầu thế kỷ XIX tự động hóa toàn bộ quy trình.</w:t>
+      </w:r>
+    </w:p>
+    <w:p>
+      <w:pPr>
+        <w:rPr>
+          <w:b/>
+          <w:bCs/>
+        </w:rPr>
+      </w:pPr>
+      <w:r>
+        <w:rPr>
+          <w:b/>
+          <w:bCs/>
+        </w:rPr>
+        <w:lastRenderedPageBreak/>
+        <w:t>B. Công nhân làm việc 12-16 giờ/ngày, sử dụng rộng rãi lao động phụ nữ và trẻ em giá rẻ.</w:t>
+      </w:r>
+    </w:p>
+    <w:p>
+      <w:pPr>
+        <w:rPr>
+          <w:b/>
+          <w:bCs/>
+        </w:rPr>
+      </w:pPr>
+      <w:r>
+        <w:rPr>
+          <w:b/>
+          <w:bCs/>
+        </w:rPr>
+        <w:t>C. Doanh nghiệp cử nhân viên đi đào tạo thạc sĩ quản trị kinh doanh.</w:t>
+      </w:r>
+    </w:p>
+    <w:p>
+      <w:pPr>
+        <w:rPr>
+          <w:b/>
+          <w:bCs/>
+        </w:rPr>
+      </w:pPr>
+      <w:r>
+        <w:rPr>
+          <w:b/>
+          <w:bCs/>
+        </w:rPr>
+        <w:t>D. Các công ty tăng lương gấp đôi để giữ chân nhân tài.</w:t>
+      </w:r>
+    </w:p>
+    <w:p>
+      <w:pPr>
+        <w:rPr>
+          <w:b/>
+          <w:bCs/>
+        </w:rPr>
+      </w:pPr>
+      <w:r>
+        <w:rPr>
+          <w:b/>
+          <w:bCs/>
+        </w:rPr>
         <w:t>Đáp án đúng: B</w:t>
       </w:r>
     </w:p>
     <w:p>
-      <w:r>
-        <w:t>Giải thích: Cạnh tranh tự do loại bỏ những tư bản nhỏ, yếu thế thông qua phá sản hoặc sáp nhập (nuốt nhau), đẩy nhanh quá trình tập trung tư bản vào tay các doanh nghiệp lớn.</w:t>
-      </w:r>
-    </w:p>
-    <w:p/>
-    <w:p>
-      <w:r>
-        <w:t>Câu 16: Tỷ suất giá trị thặng dư (m') phản ánh điều gì trong doanh nghiệp tư bản?</w:t>
-      </w:r>
-    </w:p>
-    <w:p>
-      <w:r>
-        <w:t>A. Trình độ bóc lột của tư bản đối với công nhân làm thuê.</w:t>
-      </w:r>
-    </w:p>
-    <w:p>
-      <w:r>
-        <w:t>B. Quy mô tích lũy vốn của doanh nghiệp lớn đến mức nào.</w:t>
-      </w:r>
-    </w:p>
-    <w:p>
-      <w:r>
-        <w:t>C. Hiệu quả sử dụng máy móc thiết bị công nghệ cao của nhà máy.</w:t>
-      </w:r>
-    </w:p>
-    <w:p>
-      <w:r>
-        <w:t>D. Tỷ lệ đóng góp thuế của doanh nghiệp vào ngân sách nhà nước.</w:t>
-      </w:r>
-    </w:p>
-    <w:p>
-      <w:r>
+      <w:pPr>
+        <w:rPr>
+          <w:b/>
+          <w:bCs/>
+        </w:rPr>
+      </w:pPr>
+      <w:r>
+        <w:rPr>
+          <w:b/>
+          <w:bCs/>
+        </w:rPr>
+        <w:t>Giải thích: Trong thời kỳ tích lũy nguyên thủy và giai đoạn đầu của CNTB, các chủ xưởng ép buộc công nhân lao động cực nhọc từ 12 đến 16 tiếng mỗi ngày, sử dụng cả phụ nữ và trẻ em để tối đa hóa thời gian lao động thặng dư.</w:t>
+      </w:r>
+    </w:p>
+    <w:p>
+      <w:pPr>
+        <w:rPr>
+          <w:b/>
+          <w:bCs/>
+        </w:rPr>
+      </w:pPr>
+      <w:r>
+        <w:rPr>
+          <w:b/>
+          <w:bCs/>
+        </w:rPr>
+        <w:t>Câu 14: Ưu điểm lớn nhất của phương pháp sản xuất giá trị thặng dư tuyệt đối đối với nhà tư bản là gì?</w:t>
+      </w:r>
+    </w:p>
+    <w:p>
+      <w:pPr>
+        <w:rPr>
+          <w:b/>
+          <w:bCs/>
+        </w:rPr>
+      </w:pPr>
+      <w:r>
+        <w:rPr>
+          <w:b/>
+          <w:bCs/>
+        </w:rPr>
+        <w:t>A. Giúp nâng cao trình độ tay nghề của người lao động.</w:t>
+      </w:r>
+    </w:p>
+    <w:p>
+      <w:pPr>
+        <w:rPr>
+          <w:b/>
+          <w:bCs/>
+        </w:rPr>
+      </w:pPr>
+      <w:r>
+        <w:rPr>
+          <w:b/>
+          <w:bCs/>
+        </w:rPr>
+        <w:t>B. Tạo ra sự đồng thuận, đoàn kết cao trong nhà xưởng.</w:t>
+      </w:r>
+    </w:p>
+    <w:p>
+      <w:pPr>
+        <w:rPr>
+          <w:b/>
+          <w:bCs/>
+        </w:rPr>
+      </w:pPr>
+      <w:r>
+        <w:rPr>
+          <w:b/>
+          <w:bCs/>
+        </w:rPr>
+        <w:t>C. Dễ thực hiện và không đòi hỏi đầu tư lớn vào máy móc, công nghệ mới.</w:t>
+      </w:r>
+    </w:p>
+    <w:p>
+      <w:pPr>
+        <w:rPr>
+          <w:b/>
+          <w:bCs/>
+        </w:rPr>
+      </w:pPr>
+      <w:r>
+        <w:rPr>
+          <w:b/>
+          <w:bCs/>
+        </w:rPr>
+        <w:t>D. Giúp giảm giá thành sản phẩm một cách bền vững trên thị trường.</w:t>
+      </w:r>
+    </w:p>
+    <w:p>
+      <w:pPr>
+        <w:rPr>
+          <w:b/>
+          <w:bCs/>
+        </w:rPr>
+      </w:pPr>
+      <w:r>
+        <w:rPr>
+          <w:b/>
+          <w:bCs/>
+        </w:rPr>
+        <w:t>Đáp án đúng: C</w:t>
+      </w:r>
+    </w:p>
+    <w:p>
+      <w:pPr>
+        <w:rPr>
+          <w:b/>
+          <w:bCs/>
+        </w:rPr>
+      </w:pPr>
+      <w:r>
+        <w:rPr>
+          <w:b/>
+          <w:bCs/>
+        </w:rPr>
+        <w:t>Giải thích: Phương pháp này cực kỳ đơn giản về mặt kỹ thuật: nhà tư bản chỉ cần ép buộc công nhân làm việc lâu hơn mà không cần tốn chi phí mua sắm trang thiết bị tiên tiến hay nghiên cứu quy trình sản xuất mới.</w:t>
+      </w:r>
+    </w:p>
+    <w:p>
+      <w:pPr>
+        <w:rPr>
+          <w:b/>
+          <w:bCs/>
+        </w:rPr>
+      </w:pPr>
+      <w:r>
+        <w:rPr>
+          <w:b/>
+          <w:bCs/>
+        </w:rPr>
+        <w:t>Câu 15: Một trong những giới hạn, hạn chế vật lý cơ bản của phương pháp sản xuất giá trị thặng dư tuyệt đối là:</w:t>
+      </w:r>
+    </w:p>
+    <w:p>
+      <w:pPr>
+        <w:rPr>
+          <w:b/>
+          <w:bCs/>
+        </w:rPr>
+      </w:pPr>
+      <w:r>
+        <w:rPr>
+          <w:b/>
+          <w:bCs/>
+        </w:rPr>
+        <w:t>A. Giới hạn bởi thể chất con người và thời gian tự nhiên (24 giờ/ngày).</w:t>
+      </w:r>
+    </w:p>
+    <w:p>
+      <w:pPr>
+        <w:rPr>
+          <w:b/>
+          <w:bCs/>
+        </w:rPr>
+      </w:pPr>
+      <w:r>
+        <w:rPr>
+          <w:b/>
+          <w:bCs/>
+        </w:rPr>
+        <w:t>B. Giới hạn bởi luật sở hữu trí tuệ của quốc gia.</w:t>
+      </w:r>
+    </w:p>
+    <w:p>
+      <w:pPr>
+        <w:rPr>
+          <w:b/>
+          <w:bCs/>
+        </w:rPr>
+      </w:pPr>
+      <w:r>
+        <w:rPr>
+          <w:b/>
+          <w:bCs/>
+        </w:rPr>
+        <w:t>C. Giới hạn bởi giá nhiên liệu thô đầu vào.</w:t>
+      </w:r>
+    </w:p>
+    <w:p>
+      <w:pPr>
+        <w:rPr>
+          <w:b/>
+          <w:bCs/>
+        </w:rPr>
+      </w:pPr>
+      <w:r>
+        <w:rPr>
+          <w:b/>
+          <w:bCs/>
+        </w:rPr>
+        <w:t>D. Giới hạn bởi khả năng tiêu thụ của thị trường nội địa.</w:t>
+      </w:r>
+    </w:p>
+    <w:p>
+      <w:pPr>
+        <w:rPr>
+          <w:b/>
+          <w:bCs/>
+        </w:rPr>
+      </w:pPr>
+      <w:r>
+        <w:rPr>
+          <w:b/>
+          <w:bCs/>
+        </w:rPr>
         <w:t>Đáp án đúng: A</w:t>
       </w:r>
     </w:p>
     <w:p>
-      <w:r>
-        <w:t>Giải thích: Tỷ suất giá trị thặng dư m' = (m / v) * 100% phản ánh tỷ lệ phân chia lượng giá trị mới tạo ra giữa nhà tư bản và công nhân, thể hiện trình độ bóc lột sức lao động.</w:t>
-      </w:r>
-    </w:p>
-    <w:p/>
-    <w:p>
-      <w:r>
+      <w:pPr>
+        <w:rPr>
+          <w:b/>
+          <w:bCs/>
+        </w:rPr>
+      </w:pPr>
+      <w:r>
+        <w:rPr>
+          <w:b/>
+          <w:bCs/>
+        </w:rPr>
+        <w:t>Giải thích: Ngày tự nhiên chỉ có 24 giờ. Nhà tư bản không thể kéo dài ngày lao động vượt quá giới hạn này. Đồng thời, công nhân cần thời gian nghỉ ngơi, ăn uống, tái tạo sức lao động; nếu vượt quá giới hạn sinh lý, họ sẽ kiệt quệ và tử vong.</w:t>
+      </w:r>
+    </w:p>
+    <w:p>
+      <w:pPr>
+        <w:rPr>
+          <w:b/>
+          <w:bCs/>
+        </w:rPr>
+      </w:pPr>
+      <w:r>
+        <w:rPr>
+          <w:b/>
+          <w:bCs/>
+        </w:rPr>
         <w:lastRenderedPageBreak/>
-        <w:t>Câu 17: Hao phí lao động cá biệt của doanh nghiệp thấp hơn hao phí lao động xã hội cần thiết sẽ đem lại ưu thế gì?</w:t>
-      </w:r>
-    </w:p>
-    <w:p>
-      <w:r>
-        <w:t>A. Doanh nghiệp sẽ bị thua lỗ do chi phí đầu tư công nghệ ban đầu quá cao.</w:t>
-      </w:r>
-    </w:p>
-    <w:p>
-      <w:r>
-        <w:t>B. Doanh nghiệp thu được giá trị thặng dư siêu ngạch khi bán sản phẩm theo giá xã hội.</w:t>
-      </w:r>
-    </w:p>
-    <w:p>
-      <w:r>
-        <w:t>C. Sản phẩm làm ra có chất lượng kém hơn mức trung bình của thị trường.</w:t>
-      </w:r>
-    </w:p>
-    <w:p>
-      <w:r>
-        <w:t>D. Buộc phải hạ lương của công nhân để bù đắp chi phí chênh lệch sản xuất.</w:t>
-      </w:r>
-    </w:p>
-    <w:p>
-      <w:r>
+        <w:t>Câu 16: Khi một công nghệ mới ban đầu mang lại "giá trị thặng dư siêu ngạch" được phổ biến rộng rãi cho toàn xã hội (các đối thủ đều áp dụng được), thì giá trị thặng dư siêu ngạch đó sẽ biến thành:</w:t>
+      </w:r>
+    </w:p>
+    <w:p>
+      <w:pPr>
+        <w:rPr>
+          <w:b/>
+          <w:bCs/>
+        </w:rPr>
+      </w:pPr>
+      <w:r>
+        <w:rPr>
+          <w:b/>
+          <w:bCs/>
+        </w:rPr>
+        <w:t>A. Giá trị thặng dư tuyệt đối của xã hội.</w:t>
+      </w:r>
+    </w:p>
+    <w:p>
+      <w:pPr>
+        <w:rPr>
+          <w:b/>
+          <w:bCs/>
+        </w:rPr>
+      </w:pPr>
+      <w:r>
+        <w:rPr>
+          <w:b/>
+          <w:bCs/>
+        </w:rPr>
+        <w:t>B. Giá trị thặng dư tương đối của toàn bộ tư bản xã hội.</w:t>
+      </w:r>
+    </w:p>
+    <w:p>
+      <w:pPr>
+        <w:rPr>
+          <w:b/>
+          <w:bCs/>
+        </w:rPr>
+      </w:pPr>
+      <w:r>
+        <w:rPr>
+          <w:b/>
+          <w:bCs/>
+        </w:rPr>
+        <w:t>C. Sự thua lỗ hàng loạt của các doanh nghiệp.</w:t>
+      </w:r>
+    </w:p>
+    <w:p>
+      <w:pPr>
+        <w:rPr>
+          <w:b/>
+          <w:bCs/>
+        </w:rPr>
+      </w:pPr>
+      <w:r>
+        <w:rPr>
+          <w:b/>
+          <w:bCs/>
+        </w:rPr>
+        <w:t>D. Địa tô tuyệt đối của đất đai.</w:t>
+      </w:r>
+    </w:p>
+    <w:p>
+      <w:pPr>
+        <w:rPr>
+          <w:b/>
+          <w:bCs/>
+        </w:rPr>
+      </w:pPr>
+      <w:r>
+        <w:rPr>
+          <w:b/>
+          <w:bCs/>
+        </w:rPr>
         <w:t>Đáp án đúng: B</w:t>
       </w:r>
     </w:p>
     <w:p>
-      <w:r>
-        <w:t>Giải thích: Khi hao phí cá biệt thấp hơn mức trung bình xã hội, giá trị cá biệt thấp hơn giá trị xã hội. Bán theo giá trị xã hội sẽ thu được giá trị thặng dư siêu ngạch.</w:t>
-      </w:r>
-    </w:p>
-    <w:p/>
-    <w:p>
-      <w:r>
-        <w:t>Câu 18: Theo Karl Marx, tư bản là gì?</w:t>
-      </w:r>
-    </w:p>
-    <w:p>
-      <w:r>
-        <w:t>A. Là tiền và các tài sản có giá trị lớn được cất giữ cẩn thận.</w:t>
-      </w:r>
-    </w:p>
-    <w:p>
-      <w:r>
-        <w:t>B. Là giá trị mang lại giá trị thặng dư bằng cách bóc lột lao động làm thuê.</w:t>
-      </w:r>
-    </w:p>
-    <w:p>
-      <w:r>
-        <w:t>C. Là toàn bộ máy móc nhà xưởng do nhà nước đầu tư xây dựng.</w:t>
-      </w:r>
-    </w:p>
-    <w:p>
-      <w:r>
-        <w:t>D. Là nguồn tài nguyên thiên nhiên quốc gia chưa được khai thác.</w:t>
-      </w:r>
-    </w:p>
-    <w:p>
-      <w:r>
+      <w:pPr>
+        <w:rPr>
+          <w:b/>
+          <w:bCs/>
+        </w:rPr>
+      </w:pPr>
+      <w:r>
+        <w:rPr>
+          <w:b/>
+          <w:bCs/>
+        </w:rPr>
+        <w:t>Giải thích: Khi công nghệ mới phổ biến rộng rãi, năng suất lao động cá biệt của doanh nghiệp tiên phong trở thành năng suất lao động xã hội nói chung. Giá trị tư liệu sinh hoạt giảm xuống trên quy mô lớn, làm thời gian lao động tất yếu của toàn xã hội giảm, chuyển hóa thành giá trị thặng dư tương đối.</w:t>
+      </w:r>
+    </w:p>
+    <w:p>
+      <w:pPr>
+        <w:rPr>
+          <w:b/>
+          <w:bCs/>
+        </w:rPr>
+      </w:pPr>
+      <w:r>
+        <w:rPr>
+          <w:b/>
+          <w:bCs/>
+        </w:rPr>
+        <w:t>Câu 17: Bản chất của phương pháp sản xuất giá trị thặng dư tương đối là gì?</w:t>
+      </w:r>
+    </w:p>
+    <w:p>
+      <w:pPr>
+        <w:rPr>
+          <w:b/>
+          <w:bCs/>
+        </w:rPr>
+      </w:pPr>
+      <w:r>
+        <w:rPr>
+          <w:b/>
+          <w:bCs/>
+        </w:rPr>
+        <w:t>A. Kéo dài ngày lao động bằng cách làm việc cả ban đêm.</w:t>
+      </w:r>
+    </w:p>
+    <w:p>
+      <w:pPr>
+        <w:rPr>
+          <w:b/>
+          <w:bCs/>
+        </w:rPr>
+      </w:pPr>
+      <w:r>
+        <w:rPr>
+          <w:b/>
+          <w:bCs/>
+        </w:rPr>
+        <w:t>B. Rút ngắn thời gian lao động tất yếu để tăng tương ứng thời gian lao động thặng dư trong khi độ dài ngày lao động không đổi.</w:t>
+      </w:r>
+    </w:p>
+    <w:p>
+      <w:pPr>
+        <w:rPr>
+          <w:b/>
+          <w:bCs/>
+        </w:rPr>
+      </w:pPr>
+      <w:r>
+        <w:rPr>
+          <w:b/>
+          <w:bCs/>
+        </w:rPr>
+        <w:t>C. Cắt giảm phúc lợi và các khoản bảo hiểm xã hội của công nhân.</w:t>
+      </w:r>
+    </w:p>
+    <w:p>
+      <w:pPr>
+        <w:rPr>
+          <w:b/>
+          <w:bCs/>
+        </w:rPr>
+      </w:pPr>
+      <w:r>
+        <w:rPr>
+          <w:b/>
+          <w:bCs/>
+        </w:rPr>
+        <w:t>D. Tăng tiền lương của công nhân lên gấp đôi để họ làm việc hăng hái hơn.</w:t>
+      </w:r>
+    </w:p>
+    <w:p>
+      <w:pPr>
+        <w:rPr>
+          <w:b/>
+          <w:bCs/>
+        </w:rPr>
+      </w:pPr>
+      <w:r>
+        <w:rPr>
+          <w:b/>
+          <w:bCs/>
+        </w:rPr>
         <w:t>Đáp án đúng: B</w:t>
       </w:r>
     </w:p>
     <w:p>
-      <w:r>
-        <w:t>Giải thích: Tiền hay tài sản chỉ biến thành tư bản khi nó được đưa vào lưu thông và sản xuất nhằm mục đích thu về giá trị lớn hơn bằng cách chiếm đoạt thặng dư từ sức lao động làm thuê.</w:t>
-      </w:r>
-    </w:p>
-    <w:p/>
-    <w:p>
-      <w:r>
-        <w:t>Câu 19: Cường độ lao động tăng lên đồng nghĩa với việc:</w:t>
-      </w:r>
-    </w:p>
-    <w:p>
-      <w:r>
-        <w:t>A. Rút ngắn ngày lao động tất yếu của người công nhân.</w:t>
-      </w:r>
-    </w:p>
-    <w:p>
-      <w:r>
-        <w:t>B. Sự hao phí sức lực cơ bắp và thần kinh trong một đơn vị thời gian tăng lên.</w:t>
-      </w:r>
-    </w:p>
-    <w:p>
-      <w:r>
-        <w:t>C. Giảm lượng sản phẩm sản xuất ra trong một ca làm việc.</w:t>
-      </w:r>
-    </w:p>
-    <w:p>
-      <w:r>
-        <w:t>D. Giá trị của một đơn vị sản phẩm tăng lên tương ứng.</w:t>
-      </w:r>
-    </w:p>
-    <w:p>
-      <w:r>
+      <w:pPr>
+        <w:rPr>
+          <w:b/>
+          <w:bCs/>
+        </w:rPr>
+      </w:pPr>
+      <w:r>
+        <w:rPr>
+          <w:b/>
+          <w:bCs/>
+        </w:rPr>
+        <w:t>Giải thích: Phương pháp tương đối không thay đổi độ dài ngày lao động, mà tìm cách rút ngắn thời gian lao động tất yếu (ví dụ từ 4h xuống 3h), nhờ đó thời gian lao động thặng dư tự động tăng lên (từ 4h lên 5h).</w:t>
+      </w:r>
+    </w:p>
+    <w:p>
+      <w:pPr>
+        <w:rPr>
+          <w:b/>
+          <w:bCs/>
+        </w:rPr>
+      </w:pPr>
+      <w:r>
+        <w:rPr>
+          <w:b/>
+          <w:bCs/>
+        </w:rPr>
+        <w:t>Câu 18: Trong phương pháp sản xuất giá trị thặng dư tương đối, yếu tố nào được giả định giữ nguyên?</w:t>
+      </w:r>
+    </w:p>
+    <w:p>
+      <w:pPr>
+        <w:rPr>
+          <w:b/>
+          <w:bCs/>
+        </w:rPr>
+      </w:pPr>
+      <w:r>
+        <w:rPr>
+          <w:b/>
+          <w:bCs/>
+        </w:rPr>
+        <w:t>A. Thời gian lao động tất yếu.</w:t>
+      </w:r>
+    </w:p>
+    <w:p>
+      <w:pPr>
+        <w:rPr>
+          <w:b/>
+          <w:bCs/>
+        </w:rPr>
+      </w:pPr>
+      <w:r>
+        <w:rPr>
+          <w:b/>
+          <w:bCs/>
+        </w:rPr>
+        <w:t>B. Độ dài ngày lao động.</w:t>
+      </w:r>
+    </w:p>
+    <w:p>
+      <w:pPr>
+        <w:rPr>
+          <w:b/>
+          <w:bCs/>
+        </w:rPr>
+      </w:pPr>
+      <w:r>
+        <w:rPr>
+          <w:b/>
+          <w:bCs/>
+        </w:rPr>
+        <w:t>C. Trình độ công nghệ của nhà xưởng.</w:t>
+      </w:r>
+    </w:p>
+    <w:p>
+      <w:pPr>
+        <w:rPr>
+          <w:b/>
+          <w:bCs/>
+        </w:rPr>
+      </w:pPr>
+      <w:r>
+        <w:rPr>
+          <w:b/>
+          <w:bCs/>
+        </w:rPr>
+        <w:t>D. Năng suất lao động xã hội.</w:t>
+      </w:r>
+    </w:p>
+    <w:p>
+      <w:pPr>
+        <w:rPr>
+          <w:b/>
+          <w:bCs/>
+        </w:rPr>
+      </w:pPr>
+      <w:r>
+        <w:rPr>
+          <w:b/>
+          <w:bCs/>
+        </w:rPr>
         <w:t>Đáp án đúng: B</w:t>
       </w:r>
     </w:p>
     <w:p>
-      <w:r>
-        <w:t>Giải thích: Tăng cường độ lao động là mức độ khẩn trương, nặng nhọc của công việc tăng lên trong cùng một khoảng thời gian, tương đương việc kéo dài ngày lao động một cách gián tiếp.</w:t>
-      </w:r>
-    </w:p>
-    <w:p/>
-    <w:p>
-      <w:r>
-        <w:t>Câu 20: Tích tụ tư bản và Tập trung tư bản khác nhau cơ bản ở điểm nào?</w:t>
-      </w:r>
-    </w:p>
-    <w:p>
-      <w:r>
-        <w:t>A. Tích tụ làm tăng quy mô tư bản xã hội, Tập trung chỉ tổ chức lại các tư bản sẵn có không làm tăng tư bản xã hội.</w:t>
-      </w:r>
-    </w:p>
-    <w:p>
-      <w:r>
-        <w:t>B. Tích tụ không cần dùng tiền, Tập trung bắt buộc phải sử dụng rất nhiều tiền mặt.</w:t>
-      </w:r>
-    </w:p>
-    <w:p>
-      <w:r>
-        <w:t>C. Tích tụ chỉ diễn ra ở nông nghiệp, Tập trung chỉ có ở công nghiệp chế tạo.</w:t>
-      </w:r>
-    </w:p>
-    <w:p>
-      <w:r>
-        <w:t>D. Tích tụ do nhà nước quản lý, Tập trung do các tập đoàn tư nhân tự vận hành.</w:t>
-      </w:r>
-    </w:p>
-    <w:p>
-      <w:r>
-        <w:t>Đáp án đúng: A</w:t>
-      </w:r>
-    </w:p>
-    <w:p>
-      <w:r>
-        <w:t>Giải thích: Tích tụ tư bản là tăng quy mô tư bản cá biệt bằng cách tích lũy thặng dư (làm tăng tư bản xã hội). Tập trung tư bản là sáp nhập các tư bản có sẵn thành tư bản lớn hơn (không làm tăng tư bản xã hội).</w:t>
+      <w:pPr>
+        <w:rPr>
+          <w:b/>
+          <w:bCs/>
+        </w:rPr>
+      </w:pPr>
+      <w:r>
+        <w:rPr>
+          <w:b/>
+          <w:bCs/>
+        </w:rPr>
+        <w:lastRenderedPageBreak/>
+        <w:t>Giải thích: Điểm cốt lõi của phương pháp tương đối là độ dài ngày lao động không thay đổi (giữ cố định, ví dụ 8 giờ), sự thay đổi nằm ở cơ cấu bên trong của ngày lao động đó.</w:t>
+      </w:r>
+    </w:p>
+    <w:p>
+      <w:pPr>
+        <w:rPr>
+          <w:b/>
+          <w:bCs/>
+        </w:rPr>
+      </w:pPr>
+      <w:r>
+        <w:rPr>
+          <w:b/>
+          <w:bCs/>
+        </w:rPr>
+        <w:t>Câu 19: Để rút ngắn thời gian lao động tất yếu nhằm sản xuất giá trị thặng dư tương đối, nhà tư bản phải làm gì?</w:t>
+      </w:r>
+    </w:p>
+    <w:p>
+      <w:pPr>
+        <w:rPr>
+          <w:b/>
+          <w:bCs/>
+        </w:rPr>
+      </w:pPr>
+      <w:r>
+        <w:rPr>
+          <w:b/>
+          <w:bCs/>
+        </w:rPr>
+        <w:t>A. Ép công nhân nhịn ăn trưa để làm việc liên tục.</w:t>
+      </w:r>
+    </w:p>
+    <w:p>
+      <w:pPr>
+        <w:rPr>
+          <w:b/>
+          <w:bCs/>
+        </w:rPr>
+      </w:pPr>
+      <w:r>
+        <w:rPr>
+          <w:b/>
+          <w:bCs/>
+        </w:rPr>
+        <w:t>B. Giảm giá trị tư liệu sinh hoạt của công nhân thông qua việc tăng năng suất lao động xã hội ở các ngành sản xuất tư liệu sinh hoạt.</w:t>
+      </w:r>
+    </w:p>
+    <w:p>
+      <w:pPr>
+        <w:rPr>
+          <w:b/>
+          <w:bCs/>
+        </w:rPr>
+      </w:pPr>
+      <w:r>
+        <w:rPr>
+          <w:b/>
+          <w:bCs/>
+        </w:rPr>
+        <w:t>C. Nhập khẩu lao động giá rẻ từ các nước kém phát triển.</w:t>
+      </w:r>
+    </w:p>
+    <w:p>
+      <w:pPr>
+        <w:rPr>
+          <w:b/>
+          <w:bCs/>
+        </w:rPr>
+      </w:pPr>
+      <w:r>
+        <w:rPr>
+          <w:b/>
+          <w:bCs/>
+        </w:rPr>
+        <w:t>D. Chỉ thuê lao động bán thời gian để đỡ phải trả bảo hiểm.</w:t>
+      </w:r>
+    </w:p>
+    <w:p>
+      <w:pPr>
+        <w:rPr>
+          <w:b/>
+          <w:bCs/>
+        </w:rPr>
+      </w:pPr>
+      <w:r>
+        <w:rPr>
+          <w:b/>
+          <w:bCs/>
+        </w:rPr>
+        <w:t>Đáp án đúng: B</w:t>
+      </w:r>
+    </w:p>
+    <w:p>
+      <w:pPr>
+        <w:rPr>
+          <w:b/>
+          <w:bCs/>
+        </w:rPr>
+      </w:pPr>
+      <w:r>
+        <w:rPr>
+          <w:b/>
+          <w:bCs/>
+        </w:rPr>
+        <w:t>Giải thích: Thời gian lao động tất yếu phụ thuộc vào giá trị sức lao động (tức giá trị các tư liệu sinh hoạt cần thiết để nuôi sống công nhân). Để giảm thời gian này, phải hạ giá các tư liệu sinh hoạt bằng cách tăng năng suất lao động xã hội trong các ngành sản xuất ra chúng (hoặc các ngành chế tạo máy móc phục vụ sản xuất tư liệu sinh hoạt).</w:t>
+      </w:r>
+    </w:p>
+    <w:p>
+      <w:pPr>
+        <w:rPr>
+          <w:b/>
+          <w:bCs/>
+        </w:rPr>
+      </w:pPr>
+      <w:r>
+        <w:rPr>
+          <w:b/>
+          <w:bCs/>
+        </w:rPr>
+        <w:t>Câu 20: Giả sử ngày lao động là 8 giờ. Ban đầu thời gian cần thiết là 4 giờ, thời gian thặng dư là 4 giờ. Sau khi cải tiến kỹ thuật, công nhân chỉ cần 3 giờ để tạo ra giá trị tương đương tiền lương. Lúc này thời gian lao động thặng dư là bao nhiêu?</w:t>
+      </w:r>
+    </w:p>
+    <w:p>
+      <w:pPr>
+        <w:rPr>
+          <w:b/>
+          <w:bCs/>
+        </w:rPr>
+      </w:pPr>
+      <w:r>
+        <w:rPr>
+          <w:b/>
+          <w:bCs/>
+        </w:rPr>
+        <w:t>A. 3 giờ.</w:t>
+      </w:r>
+    </w:p>
+    <w:p>
+      <w:pPr>
+        <w:rPr>
+          <w:b/>
+          <w:bCs/>
+        </w:rPr>
+      </w:pPr>
+      <w:r>
+        <w:rPr>
+          <w:b/>
+          <w:bCs/>
+        </w:rPr>
+        <w:t>B. 4 giờ.</w:t>
+      </w:r>
+    </w:p>
+    <w:p>
+      <w:pPr>
+        <w:rPr>
+          <w:b/>
+          <w:bCs/>
+        </w:rPr>
+      </w:pPr>
+      <w:r>
+        <w:rPr>
+          <w:b/>
+          <w:bCs/>
+        </w:rPr>
+        <w:t>C. 5 giờ.</w:t>
+      </w:r>
+    </w:p>
+    <w:p>
+      <w:pPr>
+        <w:rPr>
+          <w:b/>
+          <w:bCs/>
+        </w:rPr>
+      </w:pPr>
+      <w:r>
+        <w:rPr>
+          <w:b/>
+          <w:bCs/>
+        </w:rPr>
+        <w:t>D. 8 giờ.</w:t>
+      </w:r>
+    </w:p>
+    <w:p>
+      <w:pPr>
+        <w:rPr>
+          <w:b/>
+          <w:bCs/>
+        </w:rPr>
+      </w:pPr>
+      <w:r>
+        <w:rPr>
+          <w:b/>
+          <w:bCs/>
+        </w:rPr>
+        <w:t>Đáp án đúng: C</w:t>
+      </w:r>
+    </w:p>
+    <w:p>
+      <w:pPr>
+        <w:rPr>
+          <w:b/>
+          <w:bCs/>
+        </w:rPr>
+      </w:pPr>
+      <w:r>
+        <w:rPr>
+          <w:b/>
+          <w:bCs/>
+        </w:rPr>
+        <w:t>Giải thích: Độ dài ngày lao động không đổi = 8 giờ. Thời gian tất yếu mới = 3 giờ. Thời gian lao động thặng dư mới = 8 - 3 = 5 giờ.</w:t>
+      </w:r>
+    </w:p>
+    <w:p>
+      <w:pPr>
+        <w:rPr>
+          <w:b/>
+          <w:bCs/>
+        </w:rPr>
+      </w:pPr>
+      <w:r>
+        <w:rPr>
+          <w:b/>
+          <w:bCs/>
+        </w:rPr>
+        <w:t>Câu 21: Trong ví dụ trên (ngày lao động 8 giờ, thời gian cần thiết giảm từ 4 giờ xuống 3 giờ), phương pháp bóc lột nào đã được áp dụng?</w:t>
+      </w:r>
+    </w:p>
+    <w:p>
+      <w:pPr>
+        <w:rPr>
+          <w:b/>
+          <w:bCs/>
+        </w:rPr>
+      </w:pPr>
+      <w:r>
+        <w:rPr>
+          <w:b/>
+          <w:bCs/>
+        </w:rPr>
+        <w:t>A. Phương pháp sản xuất giá trị thặng dư tuyệt đối.</w:t>
+      </w:r>
+    </w:p>
+    <w:p>
+      <w:pPr>
+        <w:rPr>
+          <w:b/>
+          <w:bCs/>
+        </w:rPr>
+      </w:pPr>
+      <w:r>
+        <w:rPr>
+          <w:b/>
+          <w:bCs/>
+        </w:rPr>
+        <w:t>B. Phương pháp sản xuất giá trị thặng dư tương đối.</w:t>
+      </w:r>
+    </w:p>
+    <w:p>
+      <w:pPr>
+        <w:rPr>
+          <w:b/>
+          <w:bCs/>
+        </w:rPr>
+      </w:pPr>
+      <w:r>
+        <w:rPr>
+          <w:b/>
+          <w:bCs/>
+        </w:rPr>
+        <w:t>C. Phương pháp bóc lột địa tô.</w:t>
+      </w:r>
+    </w:p>
+    <w:p>
+      <w:pPr>
+        <w:rPr>
+          <w:b/>
+          <w:bCs/>
+        </w:rPr>
+      </w:pPr>
+      <w:r>
+        <w:rPr>
+          <w:b/>
+          <w:bCs/>
+        </w:rPr>
+        <w:lastRenderedPageBreak/>
+        <w:t>D. Phương pháp thương mại tự do.</w:t>
+      </w:r>
+    </w:p>
+    <w:p>
+      <w:pPr>
+        <w:rPr>
+          <w:b/>
+          <w:bCs/>
+        </w:rPr>
+      </w:pPr>
+      <w:r>
+        <w:rPr>
+          <w:b/>
+          <w:bCs/>
+        </w:rPr>
+        <w:t>Đáp án đúng: B</w:t>
+      </w:r>
+    </w:p>
+    <w:p>
+      <w:pPr>
+        <w:rPr>
+          <w:b/>
+          <w:bCs/>
+        </w:rPr>
+      </w:pPr>
+      <w:r>
+        <w:rPr>
+          <w:b/>
+          <w:bCs/>
+        </w:rPr>
+        <w:t>Giải thích: Do độ dài ngày lao động giữ nguyên (8 giờ) và thời gian lao động tất yếu bị co hẹp lại làm tăng thời gian thặng dư, đây là định nghĩa chuẩn của phương pháp tương đối.</w:t>
+      </w:r>
+    </w:p>
+    <w:p>
+      <w:pPr>
+        <w:rPr>
+          <w:b/>
+          <w:bCs/>
+        </w:rPr>
+      </w:pPr>
+      <w:r>
+        <w:rPr>
+          <w:b/>
+          <w:bCs/>
+        </w:rPr>
+        <w:t>Câu 22: Điều kiện tiên quyết để thực hiện thành công phương pháp sản xuất giá trị thặng dư tương đối trên quy mô toàn bộ nền kinh tế là gì?</w:t>
+      </w:r>
+    </w:p>
+    <w:p>
+      <w:pPr>
+        <w:rPr>
+          <w:b/>
+          <w:bCs/>
+        </w:rPr>
+      </w:pPr>
+      <w:r>
+        <w:rPr>
+          <w:b/>
+          <w:bCs/>
+        </w:rPr>
+        <w:t>A. Đóng cửa giao thương với nước ngoài.</w:t>
+      </w:r>
+    </w:p>
+    <w:p>
+      <w:pPr>
+        <w:rPr>
+          <w:b/>
+          <w:bCs/>
+        </w:rPr>
+      </w:pPr>
+      <w:r>
+        <w:rPr>
+          <w:b/>
+          <w:bCs/>
+        </w:rPr>
+        <w:t>B. Tăng năng suất lao động xã hội.</w:t>
+      </w:r>
+    </w:p>
+    <w:p>
+      <w:pPr>
+        <w:rPr>
+          <w:b/>
+          <w:bCs/>
+        </w:rPr>
+      </w:pPr>
+      <w:r>
+        <w:rPr>
+          <w:b/>
+          <w:bCs/>
+        </w:rPr>
+        <w:t>C. Kéo dài ngày lao động lên tối thiểu 12 giờ.</w:t>
+      </w:r>
+    </w:p>
+    <w:p>
+      <w:pPr>
+        <w:rPr>
+          <w:b/>
+          <w:bCs/>
+        </w:rPr>
+      </w:pPr>
+      <w:r>
+        <w:rPr>
+          <w:b/>
+          <w:bCs/>
+        </w:rPr>
+        <w:t>D. Giảm thuế thu nhập doanh nghiệp.</w:t>
+      </w:r>
+    </w:p>
+    <w:p>
+      <w:pPr>
+        <w:rPr>
+          <w:b/>
+          <w:bCs/>
+        </w:rPr>
+      </w:pPr>
+      <w:r>
+        <w:rPr>
+          <w:b/>
+          <w:bCs/>
+        </w:rPr>
+        <w:t>Đáp án đúng: B</w:t>
+      </w:r>
+    </w:p>
+    <w:p>
+      <w:pPr>
+        <w:rPr>
+          <w:b/>
+          <w:bCs/>
+        </w:rPr>
+      </w:pPr>
+      <w:r>
+        <w:rPr>
+          <w:b/>
+          <w:bCs/>
+        </w:rPr>
+        <w:t>Giải thích: Rút ngắn thời gian lao động tất yếu đòi hỏi phải hạ giá thành tư liệu sinh hoạt, điều này chỉ thực hiện được khi năng suất lao động xã hội tăng lên một cách đồng bộ ở tất cả các ngành liên quan.</w:t>
+      </w:r>
+    </w:p>
+    <w:p>
+      <w:pPr>
+        <w:rPr>
+          <w:b/>
+          <w:bCs/>
+        </w:rPr>
+      </w:pPr>
+      <w:r>
+        <w:rPr>
+          <w:b/>
+          <w:bCs/>
+        </w:rPr>
+        <w:t>Câu 23: Để tăng năng suất lao động nhằm thu giá trị thặng dư tương đối, biện pháp thiết yếu nhất của nhà tư bản là gì?</w:t>
+      </w:r>
+    </w:p>
+    <w:p>
+      <w:pPr>
+        <w:rPr>
+          <w:b/>
+          <w:bCs/>
+        </w:rPr>
+      </w:pPr>
+      <w:r>
+        <w:rPr>
+          <w:b/>
+          <w:bCs/>
+        </w:rPr>
+        <w:t>A. Áp dụng kỷ luật quân đội trong quản lý lao động.</w:t>
+      </w:r>
+    </w:p>
+    <w:p>
+      <w:pPr>
+        <w:rPr>
+          <w:b/>
+          <w:bCs/>
+        </w:rPr>
+      </w:pPr>
+      <w:r>
+        <w:rPr>
+          <w:b/>
+          <w:bCs/>
+        </w:rPr>
+        <w:t>B. Đổi mới công nghệ, cải tiến máy móc, áp dụng tiến bộ kỹ thuật.</w:t>
+      </w:r>
+    </w:p>
+    <w:p>
+      <w:pPr>
+        <w:rPr>
+          <w:b/>
+          <w:bCs/>
+        </w:rPr>
+      </w:pPr>
+      <w:r>
+        <w:rPr>
+          <w:b/>
+          <w:bCs/>
+        </w:rPr>
+        <w:t>C. Thuê thêm nhiều lao động chân tay thô sơ.</w:t>
+      </w:r>
+    </w:p>
+    <w:p>
+      <w:pPr>
+        <w:rPr>
+          <w:b/>
+          <w:bCs/>
+        </w:rPr>
+      </w:pPr>
+      <w:r>
+        <w:rPr>
+          <w:b/>
+          <w:bCs/>
+        </w:rPr>
+        <w:t>D. Cắt bớt thời gian nghỉ phép của công nhân.</w:t>
+      </w:r>
+    </w:p>
+    <w:p>
+      <w:pPr>
+        <w:rPr>
+          <w:b/>
+          <w:bCs/>
+        </w:rPr>
+      </w:pPr>
+      <w:r>
+        <w:rPr>
+          <w:b/>
+          <w:bCs/>
+        </w:rPr>
+        <w:t>Đáp án đúng: B</w:t>
+      </w:r>
+    </w:p>
+    <w:p>
+      <w:pPr>
+        <w:rPr>
+          <w:b/>
+          <w:bCs/>
+        </w:rPr>
+      </w:pPr>
+      <w:r>
+        <w:rPr>
+          <w:b/>
+          <w:bCs/>
+        </w:rPr>
+        <w:t>Giải thích: Đổi mới công nghệ và hiện đại hóa tư liệu sản xuất là con đường ngắn nhất, bền vững nhất để nâng cao năng suất lao động, giảm lượng hao phí lao động xã hội cần thiết trên một đơn vị sản phẩm.</w:t>
+      </w:r>
+    </w:p>
+    <w:p>
+      <w:pPr>
+        <w:rPr>
+          <w:b/>
+          <w:bCs/>
+        </w:rPr>
+      </w:pPr>
+      <w:r>
+        <w:rPr>
+          <w:b/>
+          <w:bCs/>
+        </w:rPr>
+        <w:t>Câu 24: Việc sử dụng robot tự động hóa và ứng dụng trí tuệ nhân tạo (AI) trong các nhà máy hiện đại ngày nay là biểu hiện sinh động của phương pháp nào?</w:t>
+      </w:r>
+    </w:p>
+    <w:p>
+      <w:pPr>
+        <w:rPr>
+          <w:b/>
+          <w:bCs/>
+        </w:rPr>
+      </w:pPr>
+      <w:r>
+        <w:rPr>
+          <w:b/>
+          <w:bCs/>
+        </w:rPr>
+        <w:t>A. Sản xuất giá trị thặng dư tuyệt đối.</w:t>
+      </w:r>
+    </w:p>
+    <w:p>
+      <w:pPr>
+        <w:rPr>
+          <w:b/>
+          <w:bCs/>
+        </w:rPr>
+      </w:pPr>
+      <w:r>
+        <w:rPr>
+          <w:b/>
+          <w:bCs/>
+        </w:rPr>
+        <w:t>B. Sản xuất giá trị thặng dư tương đối.</w:t>
+      </w:r>
+    </w:p>
+    <w:p>
+      <w:pPr>
+        <w:rPr>
+          <w:b/>
+          <w:bCs/>
+        </w:rPr>
+      </w:pPr>
+      <w:r>
+        <w:rPr>
+          <w:b/>
+          <w:bCs/>
+        </w:rPr>
+        <w:lastRenderedPageBreak/>
+        <w:t>C. Tích lũy tư bản tự nhiên.</w:t>
+      </w:r>
+    </w:p>
+    <w:p>
+      <w:pPr>
+        <w:rPr>
+          <w:b/>
+          <w:bCs/>
+        </w:rPr>
+      </w:pPr>
+      <w:r>
+        <w:rPr>
+          <w:b/>
+          <w:bCs/>
+        </w:rPr>
+        <w:t>D. Thuế quan ưu đãi.</w:t>
+      </w:r>
+    </w:p>
+    <w:p>
+      <w:pPr>
+        <w:rPr>
+          <w:b/>
+          <w:bCs/>
+        </w:rPr>
+      </w:pPr>
+      <w:r>
+        <w:rPr>
+          <w:b/>
+          <w:bCs/>
+        </w:rPr>
+        <w:t>Đáp án đúng: B</w:t>
+      </w:r>
+    </w:p>
+    <w:p>
+      <w:pPr>
+        <w:rPr>
+          <w:b/>
+          <w:bCs/>
+        </w:rPr>
+      </w:pPr>
+      <w:r>
+        <w:rPr>
+          <w:b/>
+          <w:bCs/>
+        </w:rPr>
+        <w:t>Giải thích: Robot và AI là những đột phá công nghệ giúp tăng năng suất lao động lên gấp nhiều lần, rút ngắn thời gian hao phí cần thiết để hoàn thành sản phẩm, tăng thời gian thặng dư của doanh nghiệp mà không cần bắt công nhân làm thêm giờ vật lý.</w:t>
+      </w:r>
+    </w:p>
+    <w:p>
+      <w:pPr>
+        <w:rPr>
+          <w:b/>
+          <w:bCs/>
+        </w:rPr>
+      </w:pPr>
+      <w:r>
+        <w:rPr>
+          <w:b/>
+          <w:bCs/>
+        </w:rPr>
+        <w:t>Câu 25: Trong nền kinh tế tư bản chủ nghĩa hiện đại ngày nay, phương pháp sản xuất giá trị thặng dư nào đóng vai trò chủ yếu?</w:t>
+      </w:r>
+    </w:p>
+    <w:p>
+      <w:pPr>
+        <w:rPr>
+          <w:b/>
+          <w:bCs/>
+        </w:rPr>
+      </w:pPr>
+      <w:r>
+        <w:rPr>
+          <w:b/>
+          <w:bCs/>
+        </w:rPr>
+        <w:t>A. Phương pháp tuyệt đối.</w:t>
+      </w:r>
+    </w:p>
+    <w:p>
+      <w:pPr>
+        <w:rPr>
+          <w:b/>
+          <w:bCs/>
+        </w:rPr>
+      </w:pPr>
+      <w:r>
+        <w:rPr>
+          <w:b/>
+          <w:bCs/>
+        </w:rPr>
+        <w:t>B. Phương pháp tương đối.</w:t>
+      </w:r>
+    </w:p>
+    <w:p>
+      <w:pPr>
+        <w:rPr>
+          <w:b/>
+          <w:bCs/>
+        </w:rPr>
+      </w:pPr>
+      <w:r>
+        <w:rPr>
+          <w:b/>
+          <w:bCs/>
+        </w:rPr>
+        <w:t>C. Phương pháp bán thủ công.</w:t>
+      </w:r>
+    </w:p>
+    <w:p>
+      <w:pPr>
+        <w:rPr>
+          <w:b/>
+          <w:bCs/>
+        </w:rPr>
+      </w:pPr>
+      <w:r>
+        <w:rPr>
+          <w:b/>
+          <w:bCs/>
+        </w:rPr>
+        <w:t>D. Phương pháp tô thuế nông nghiệp.</w:t>
+      </w:r>
+    </w:p>
+    <w:p>
+      <w:pPr>
+        <w:rPr>
+          <w:b/>
+          <w:bCs/>
+        </w:rPr>
+      </w:pPr>
+      <w:r>
+        <w:rPr>
+          <w:b/>
+          <w:bCs/>
+        </w:rPr>
+        <w:t>Đáp án đúng: B</w:t>
+      </w:r>
+    </w:p>
+    <w:p>
+      <w:pPr>
+        <w:rPr>
+          <w:b/>
+          <w:bCs/>
+        </w:rPr>
+      </w:pPr>
+      <w:r>
+        <w:rPr>
+          <w:b/>
+          <w:bCs/>
+        </w:rPr>
+        <w:t>Giải thích: Ngày nay, luật pháp các nước bảo vệ quyền lợi người lao động rất chặt chẽ (giới hạn giờ làm việc, tăng ca phải trả lương rất cao). Do đó, nhà tư bản không thể bóc lột bằng cách kéo dài ngày làm việc một cách thô bạo mà phải tập trung bóc lột tinh vi bằng công nghệ và tăng năng suất (phương pháp tương đối).</w:t>
+      </w:r>
+    </w:p>
+    <w:p>
+      <w:pPr>
+        <w:rPr>
+          <w:b/>
+          <w:bCs/>
+        </w:rPr>
+      </w:pPr>
+      <w:r>
+        <w:rPr>
+          <w:b/>
+          <w:bCs/>
+        </w:rPr>
+        <w:t>Câu 26: Xét về cách thức thực hiện, điểm khác biệt lớn nhất giữa bóc lột tuyệt đối và bóc lột tương đối là gì?</w:t>
+      </w:r>
+    </w:p>
+    <w:p>
+      <w:pPr>
+        <w:rPr>
+          <w:b/>
+          <w:bCs/>
+        </w:rPr>
+      </w:pPr>
+      <w:r>
+        <w:rPr>
+          <w:b/>
+          <w:bCs/>
+        </w:rPr>
+        <w:t>A. Một bên dựa vào tăng giá bán, một bên dựa vào hạ giá bán.</w:t>
+      </w:r>
+    </w:p>
+    <w:p>
+      <w:pPr>
+        <w:rPr>
+          <w:b/>
+          <w:bCs/>
+        </w:rPr>
+      </w:pPr>
+      <w:r>
+        <w:rPr>
+          <w:b/>
+          <w:bCs/>
+        </w:rPr>
+        <w:t>B. Một bên thay đổi độ dài ngày lao động, một bên thay đổi năng suất lao động để rút ngắn thời gian lao động tất yếu.</w:t>
+      </w:r>
+    </w:p>
+    <w:p>
+      <w:pPr>
+        <w:rPr>
+          <w:b/>
+          <w:bCs/>
+        </w:rPr>
+      </w:pPr>
+      <w:r>
+        <w:rPr>
+          <w:b/>
+          <w:bCs/>
+        </w:rPr>
+        <w:t>C. Một bên sử dụng lao động trong nước, một bên thuê lao động nước ngoài.</w:t>
+      </w:r>
+    </w:p>
+    <w:p>
+      <w:pPr>
+        <w:rPr>
+          <w:b/>
+          <w:bCs/>
+        </w:rPr>
+      </w:pPr>
+      <w:r>
+        <w:rPr>
+          <w:b/>
+          <w:bCs/>
+        </w:rPr>
+        <w:t>D. Một bên do nhà nước quản lý, một bên do tư nhân tự phát.</w:t>
+      </w:r>
+    </w:p>
+    <w:p>
+      <w:pPr>
+        <w:rPr>
+          <w:b/>
+          <w:bCs/>
+        </w:rPr>
+      </w:pPr>
+      <w:r>
+        <w:rPr>
+          <w:b/>
+          <w:bCs/>
+        </w:rPr>
+        <w:t>Đáp án đúng: B</w:t>
+      </w:r>
+    </w:p>
+    <w:p>
+      <w:pPr>
+        <w:rPr>
+          <w:b/>
+          <w:bCs/>
+        </w:rPr>
+      </w:pPr>
+      <w:r>
+        <w:rPr>
+          <w:b/>
+          <w:bCs/>
+        </w:rPr>
+        <w:t>Giải thích: Phương pháp tuyệt đối can thiệp vào tổng số lượng thời gian làm việc (kéo dài ngày lao động), còn phương pháp tương đối can thiệp vào cơ cấu tỷ lệ bên trong của ngày lao động bằng cách tăng năng suất.</w:t>
+      </w:r>
+    </w:p>
+    <w:p>
+      <w:pPr>
+        <w:rPr>
+          <w:b/>
+          <w:bCs/>
+        </w:rPr>
+      </w:pPr>
+      <w:r>
+        <w:rPr>
+          <w:b/>
+          <w:bCs/>
+        </w:rPr>
+        <w:lastRenderedPageBreak/>
+        <w:t>Câu 27: Điểm chung lớn nhất về mặt kết quả của cả hai phương pháp sản xuất giá trị thặng dư (tuyệt đối và tương đối) là gì?</w:t>
+      </w:r>
+    </w:p>
+    <w:p>
+      <w:pPr>
+        <w:rPr>
+          <w:b/>
+          <w:bCs/>
+        </w:rPr>
+      </w:pPr>
+      <w:r>
+        <w:rPr>
+          <w:b/>
+          <w:bCs/>
+        </w:rPr>
+        <w:t>A. Đều làm tăng tiền lương thực tế cho người lao động.</w:t>
+      </w:r>
+    </w:p>
+    <w:p>
+      <w:pPr>
+        <w:rPr>
+          <w:b/>
+          <w:bCs/>
+        </w:rPr>
+      </w:pPr>
+      <w:r>
+        <w:rPr>
+          <w:b/>
+          <w:bCs/>
+        </w:rPr>
+        <w:t>B. Đều làm thời gian lao động thặng dư tăng lên, gia tăng mức độ bóc lột.</w:t>
+      </w:r>
+    </w:p>
+    <w:p>
+      <w:pPr>
+        <w:rPr>
+          <w:b/>
+          <w:bCs/>
+        </w:rPr>
+      </w:pPr>
+      <w:r>
+        <w:rPr>
+          <w:b/>
+          <w:bCs/>
+        </w:rPr>
+        <w:t>C. Đều làm giảm thời gian làm việc của công nhân.</w:t>
+      </w:r>
+    </w:p>
+    <w:p>
+      <w:pPr>
+        <w:rPr>
+          <w:b/>
+          <w:bCs/>
+        </w:rPr>
+      </w:pPr>
+      <w:r>
+        <w:rPr>
+          <w:b/>
+          <w:bCs/>
+        </w:rPr>
+        <w:t>D. Đều hướng tới mục tiêu phi lợi nhuận.</w:t>
+      </w:r>
+    </w:p>
+    <w:p>
+      <w:pPr>
+        <w:rPr>
+          <w:b/>
+          <w:bCs/>
+        </w:rPr>
+      </w:pPr>
+      <w:r>
+        <w:rPr>
+          <w:b/>
+          <w:bCs/>
+        </w:rPr>
+        <w:t>Đáp án đúng: B</w:t>
+      </w:r>
+    </w:p>
+    <w:p>
+      <w:pPr>
+        <w:rPr>
+          <w:b/>
+          <w:bCs/>
+        </w:rPr>
+      </w:pPr>
+      <w:r>
+        <w:rPr>
+          <w:b/>
+          <w:bCs/>
+        </w:rPr>
+        <w:t>Giải thích: Cả hai phương pháp suy cho cùng đều hướng tới mục đích duy nhất là kéo dài thời gian lao động thặng dư (thời gian công nhân làm không công cho nhà tư bản), từ đó gia tăng khối lượng giá trị thặng dư bóc lột được.</w:t>
+      </w:r>
+    </w:p>
+    <w:p>
+      <w:pPr>
+        <w:rPr>
+          <w:b/>
+          <w:bCs/>
+        </w:rPr>
+      </w:pPr>
+      <w:r>
+        <w:rPr>
+          <w:b/>
+          <w:bCs/>
+        </w:rPr>
+        <w:t>Câu 28: Đứng từ góc độ tiến bộ xã hội và lịch sử, phương pháp sản xuất giá trị thặng dư nào mang lại những hệ quả khách quan tích cực hơn?</w:t>
+      </w:r>
+    </w:p>
+    <w:p>
+      <w:pPr>
+        <w:rPr>
+          <w:b/>
+          <w:bCs/>
+        </w:rPr>
+      </w:pPr>
+      <w:r>
+        <w:rPr>
+          <w:b/>
+          <w:bCs/>
+        </w:rPr>
+        <w:t>A. Phương pháp tuyệt đối.</w:t>
+      </w:r>
+    </w:p>
+    <w:p>
+      <w:pPr>
+        <w:rPr>
+          <w:b/>
+          <w:bCs/>
+        </w:rPr>
+      </w:pPr>
+      <w:r>
+        <w:rPr>
+          <w:b/>
+          <w:bCs/>
+        </w:rPr>
+        <w:t>B. Phương pháp tương đối.</w:t>
+      </w:r>
+    </w:p>
+    <w:p>
+      <w:pPr>
+        <w:rPr>
+          <w:b/>
+          <w:bCs/>
+        </w:rPr>
+      </w:pPr>
+      <w:r>
+        <w:rPr>
+          <w:b/>
+          <w:bCs/>
+        </w:rPr>
+        <w:t>C. Cả hai phương pháp tiến bộ ngang nhau.</w:t>
+      </w:r>
+    </w:p>
+    <w:p>
+      <w:pPr>
+        <w:rPr>
+          <w:b/>
+          <w:bCs/>
+        </w:rPr>
+      </w:pPr>
+      <w:r>
+        <w:rPr>
+          <w:b/>
+          <w:bCs/>
+        </w:rPr>
+        <w:t>D. Cả hai phương pháp đều kéo lùi sự phát triển của xã hội.</w:t>
+      </w:r>
+    </w:p>
+    <w:p>
+      <w:pPr>
+        <w:rPr>
+          <w:b/>
+          <w:bCs/>
+        </w:rPr>
+      </w:pPr>
+      <w:r>
+        <w:rPr>
+          <w:b/>
+          <w:bCs/>
+        </w:rPr>
+        <w:t>Đáp án đúng: B</w:t>
+      </w:r>
+    </w:p>
+    <w:p>
+      <w:pPr>
+        <w:rPr>
+          <w:b/>
+          <w:bCs/>
+        </w:rPr>
+      </w:pPr>
+      <w:r>
+        <w:rPr>
+          <w:b/>
+          <w:bCs/>
+        </w:rPr>
+        <w:t>Giải thích: Phương pháp tương đối gắn liền với việc cải tiến công nghệ, phát triển lực lượng sản xuất, tăng năng suất lao động xã hội, thúc đẩy khoa học kỹ thuật tiến lên vũ bão. Trái lại, phương pháp tuyệt đối chỉ bòn rút sức lao động cơ bắp thô sơ của con người.</w:t>
+      </w:r>
+    </w:p>
+    <w:p>
+      <w:pPr>
+        <w:rPr>
+          <w:b/>
+          <w:bCs/>
+        </w:rPr>
+      </w:pPr>
+      <w:r>
+        <w:rPr>
+          <w:b/>
+          <w:bCs/>
+        </w:rPr>
+        <w:t>Câu 29: Nếu một doanh nghiệp may mặc tìm cách tăng số lượng sản phẩm bằng cách áp đặt định mức sản phẩm khắt khe hơn, tăng tốc độ băng chuyền sản xuất ép công nhân làm nhanh hơn mà không đầu tư bất kỳ máy móc mới nào, đó là biểu hiện của:</w:t>
+      </w:r>
+    </w:p>
+    <w:p>
+      <w:pPr>
+        <w:rPr>
+          <w:b/>
+          <w:bCs/>
+        </w:rPr>
+      </w:pPr>
+      <w:r>
+        <w:rPr>
+          <w:b/>
+          <w:bCs/>
+        </w:rPr>
+        <w:t>A. Sản xuất giá trị thặng dư tương đối.</w:t>
+      </w:r>
+    </w:p>
+    <w:p>
+      <w:pPr>
+        <w:rPr>
+          <w:b/>
+          <w:bCs/>
+        </w:rPr>
+      </w:pPr>
+      <w:r>
+        <w:rPr>
+          <w:b/>
+          <w:bCs/>
+        </w:rPr>
+        <w:t>B. Sản xuất giá trị thặng dư tuyệt đối (thông qua tăng cường độ lao động).</w:t>
+      </w:r>
+    </w:p>
+    <w:p>
+      <w:pPr>
+        <w:rPr>
+          <w:b/>
+          <w:bCs/>
+        </w:rPr>
+      </w:pPr>
+      <w:r>
+        <w:rPr>
+          <w:b/>
+          <w:bCs/>
+        </w:rPr>
+        <w:t>C. Sản xuất giá trị thặng dư siêu ngạch.</w:t>
+      </w:r>
+    </w:p>
+    <w:p>
+      <w:pPr>
+        <w:rPr>
+          <w:b/>
+          <w:bCs/>
+        </w:rPr>
+      </w:pPr>
+      <w:r>
+        <w:rPr>
+          <w:b/>
+          <w:bCs/>
+        </w:rPr>
+        <w:t>D. Sự tiến bộ của khoa học quản lý.</w:t>
+      </w:r>
+    </w:p>
+    <w:p>
+      <w:pPr>
+        <w:rPr>
+          <w:b/>
+          <w:bCs/>
+        </w:rPr>
+      </w:pPr>
+      <w:r>
+        <w:rPr>
+          <w:b/>
+          <w:bCs/>
+        </w:rPr>
+        <w:t>Đáp án đúng: B</w:t>
+      </w:r>
+    </w:p>
+    <w:p>
+      <w:pPr>
+        <w:rPr>
+          <w:b/>
+          <w:bCs/>
+        </w:rPr>
+      </w:pPr>
+      <w:r>
+        <w:rPr>
+          <w:b/>
+          <w:bCs/>
+        </w:rPr>
+        <w:lastRenderedPageBreak/>
+        <w:t>Giải thích: Tăng cường độ lao động (ép làm nhanh hơn, khẩn trương hơn trong cùng một thời gian) thực chất tương đương với việc kéo dài ngày lao động (vì hao phí sức lực tăng lên trong một đơn vị thời gian). Do đó, nó thuộc phạm trù sản xuất giá trị thặng dư tuyệt đối.</w:t>
+      </w:r>
+    </w:p>
+    <w:p>
+      <w:pPr>
+        <w:rPr>
+          <w:b/>
+          <w:bCs/>
+        </w:rPr>
+      </w:pPr>
+      <w:r>
+        <w:rPr>
+          <w:b/>
+          <w:bCs/>
+        </w:rPr>
+        <w:t>Câu 30: Sự chuyển biến lịch sử từ việc bóc lột giá trị thặng dư tuyệt đối sang bóc lột giá trị thặng dư tương đối làm chủ đạo phản ánh quy luật phát triển nào?</w:t>
+      </w:r>
+    </w:p>
+    <w:p>
+      <w:pPr>
+        <w:rPr>
+          <w:b/>
+          <w:bCs/>
+        </w:rPr>
+      </w:pPr>
+      <w:r>
+        <w:rPr>
+          <w:b/>
+          <w:bCs/>
+        </w:rPr>
+        <w:t>A. Sự đi xuống của ý thức đấu tranh của giai cấp công nhân.</w:t>
+      </w:r>
+    </w:p>
+    <w:p>
+      <w:pPr>
+        <w:rPr>
+          <w:b/>
+          <w:bCs/>
+        </w:rPr>
+      </w:pPr>
+      <w:r>
+        <w:rPr>
+          <w:b/>
+          <w:bCs/>
+        </w:rPr>
+        <w:t>B. Sự phát triển vượt bậc của lực lượng sản xuất và trình độ xã hội hóa ngày càng cao của nền sản xuất tư bản.</w:t>
+      </w:r>
+    </w:p>
+    <w:p>
+      <w:pPr>
+        <w:rPr>
+          <w:b/>
+          <w:bCs/>
+        </w:rPr>
+      </w:pPr>
+      <w:r>
+        <w:rPr>
+          <w:b/>
+          <w:bCs/>
+        </w:rPr>
+        <w:t>C. Sự suy yếu dần của lòng tham tư bản chủ nghĩa.</w:t>
+      </w:r>
+    </w:p>
+    <w:p>
+      <w:pPr>
+        <w:rPr>
+          <w:b/>
+          <w:bCs/>
+        </w:rPr>
+      </w:pPr>
+      <w:r>
+        <w:rPr>
+          <w:b/>
+          <w:bCs/>
+        </w:rPr>
+        <w:t>D. Sự biến mất hoàn toàn của quan hệ bóc lột.</w:t>
+      </w:r>
+    </w:p>
+    <w:p>
+      <w:pPr>
+        <w:rPr>
+          <w:b/>
+          <w:bCs/>
+        </w:rPr>
+      </w:pPr>
+      <w:r>
+        <w:rPr>
+          <w:b/>
+          <w:bCs/>
+        </w:rPr>
+        <w:t>Đáp án đúng: B</w:t>
+      </w:r>
+    </w:p>
+    <w:p>
+      <w:pPr>
+        <w:rPr>
+          <w:b/>
+          <w:bCs/>
+        </w:rPr>
+      </w:pPr>
+      <w:r>
+        <w:rPr>
+          <w:b/>
+          <w:bCs/>
+        </w:rPr>
+        <w:t>Giải thích: Khi lực lượng sản xuất phát triển, máy móc ra đời thay thế lao động thủ công, trình độ xã hội hóa cao hơn, việc bóc lột không thể mãi dựa vào cơ bắp thô sơ mà bắt buộc phải tiến hóa sang bóc lột tinh vi hơn thông qua công nghệ và năng suất.</w:t>
       </w:r>
     </w:p>
     <w:p/>
@@ -1341,7 +3679,6 @@
   <w:style w:type="character" w:default="1" w:styleId="Phngmcinhcuaoanvn">
     <w:name w:val="Default Paragraph Font"/>
     <w:uiPriority w:val="1"/>
-    <w:semiHidden/>
     <w:unhideWhenUsed/>
   </w:style>
   <w:style w:type="table" w:default="1" w:styleId="BangThngthng">
